--- a/lessons/1-1/readiness/practice.docx
+++ b/lessons/1-1/readiness/practice.docx
@@ -101,7 +101,845 @@
     </w:p>
     <w:p>
       <w:pPr>
-        <w:spacing w:after="120" w:before="0"/>
+        <w:spacing w:after="60" w:before="120"/>
+      </w:pPr>
+      <w:r>
+        <w:rPr>
+          <w:b/>
+          <w:bCs/>
+          <w:color w:val="0F2B3C"/>
+          <w:sz w:val="24"/>
+          <w:szCs w:val="24"/>
+        </w:rPr>
+        <w:t xml:space="preserve">Vocabulary Anchor Box</w:t>
+      </w:r>
+    </w:p>
+    <w:tbl>
+      <w:tblPr>
+        <w:tblW w:type="dxa" w:w="9360"/>
+        <w:tblBorders>
+          <w:top w:val="single" w:color="C7D2DD" w:sz="6"/>
+          <w:left w:val="single" w:color="C7D2DD" w:sz="6"/>
+          <w:bottom w:val="single" w:color="C7D2DD" w:sz="6"/>
+          <w:right w:val="single" w:color="C7D2DD" w:sz="6"/>
+          <w:insideH w:val="single" w:color="C7D2DD" w:sz="6"/>
+          <w:insideV w:val="single" w:color="C7D2DD" w:sz="6"/>
+        </w:tblBorders>
+      </w:tblPr>
+      <w:tblGrid>
+        <w:gridCol w:w="1800"/>
+        <w:gridCol w:w="3160"/>
+        <w:gridCol w:w="2200"/>
+        <w:gridCol w:w="2200"/>
+      </w:tblGrid>
+      <w:tr>
+        <w:trPr>
+          <w:cantSplit/>
+          <w:tblHeader/>
+        </w:trPr>
+        <w:tc>
+          <w:tcPr>
+            <w:tcW w:type="dxa" w:w="1800"/>
+            <w:shd w:fill="EEF4F8" w:color="auto" w:val="clear"/>
+            <w:tcMar>
+              <w:top w:type="dxa" w:w="60"/>
+              <w:left w:type="dxa" w:w="100"/>
+              <w:bottom w:type="dxa" w:w="60"/>
+              <w:right w:type="dxa" w:w="100"/>
+            </w:tcMar>
+          </w:tcPr>
+          <w:p>
+            <w:pPr>
+              <w:spacing w:after="0" w:before="0"/>
+            </w:pPr>
+            <w:r>
+              <w:rPr>
+                <w:b/>
+                <w:bCs/>
+                <w:color w:val="0F2B3C"/>
+                <w:sz w:val="18"/>
+                <w:szCs w:val="18"/>
+              </w:rPr>
+              <w:t xml:space="preserve">Concept Term</w:t>
+            </w:r>
+          </w:p>
+        </w:tc>
+        <w:tc>
+          <w:tcPr>
+            <w:tcW w:type="dxa" w:w="3160"/>
+            <w:shd w:fill="EEF4F8" w:color="auto" w:val="clear"/>
+            <w:tcMar>
+              <w:top w:type="dxa" w:w="60"/>
+              <w:left w:type="dxa" w:w="100"/>
+              <w:bottom w:type="dxa" w:w="60"/>
+              <w:right w:type="dxa" w:w="100"/>
+            </w:tcMar>
+          </w:tcPr>
+          <w:p>
+            <w:pPr>
+              <w:spacing w:after="0" w:before="0"/>
+            </w:pPr>
+            <w:r>
+              <w:rPr>
+                <w:b/>
+                <w:bCs/>
+                <w:color w:val="0F2B3C"/>
+                <w:sz w:val="18"/>
+                <w:szCs w:val="18"/>
+              </w:rPr>
+              <w:t xml:space="preserve">Student-Friendly Definition</w:t>
+            </w:r>
+          </w:p>
+        </w:tc>
+        <w:tc>
+          <w:tcPr>
+            <w:tcW w:type="dxa" w:w="2200"/>
+            <w:shd w:fill="EEF4F8" w:color="auto" w:val="clear"/>
+            <w:tcMar>
+              <w:top w:type="dxa" w:w="60"/>
+              <w:left w:type="dxa" w:w="100"/>
+              <w:bottom w:type="dxa" w:w="60"/>
+              <w:right w:type="dxa" w:w="100"/>
+            </w:tcMar>
+          </w:tcPr>
+          <w:p>
+            <w:pPr>
+              <w:spacing w:after="0" w:before="0"/>
+            </w:pPr>
+            <w:r>
+              <w:rPr>
+                <w:b/>
+                <w:bCs/>
+                <w:color w:val="0F2B3C"/>
+                <w:sz w:val="18"/>
+                <w:szCs w:val="18"/>
+              </w:rPr>
+              <w:t xml:space="preserve">Non-Example</w:t>
+            </w:r>
+          </w:p>
+        </w:tc>
+        <w:tc>
+          <w:tcPr>
+            <w:tcW w:type="dxa" w:w="2200"/>
+            <w:shd w:fill="EEF4F8" w:color="auto" w:val="clear"/>
+            <w:tcMar>
+              <w:top w:type="dxa" w:w="60"/>
+              <w:left w:type="dxa" w:w="100"/>
+              <w:bottom w:type="dxa" w:w="60"/>
+              <w:right w:type="dxa" w:w="100"/>
+            </w:tcMar>
+          </w:tcPr>
+          <w:p>
+            <w:pPr>
+              <w:spacing w:after="0" w:before="0"/>
+            </w:pPr>
+            <w:r>
+              <w:rPr>
+                <w:b/>
+                <w:bCs/>
+                <w:color w:val="0F2B3C"/>
+                <w:sz w:val="18"/>
+                <w:szCs w:val="18"/>
+              </w:rPr>
+              <w:t xml:space="preserve">Visual Clue</w:t>
+            </w:r>
+          </w:p>
+        </w:tc>
+      </w:tr>
+      <w:tr>
+        <w:trPr>
+          <w:cantSplit/>
+        </w:trPr>
+        <w:tc>
+          <w:tcPr>
+            <w:tcW w:type="dxa" w:w="1800"/>
+            <w:tcMar>
+              <w:top w:type="dxa" w:w="60"/>
+              <w:left w:type="dxa" w:w="100"/>
+              <w:bottom w:type="dxa" w:w="60"/>
+              <w:right w:type="dxa" w:w="100"/>
+            </w:tcMar>
+            <w:vAlign w:val="top"/>
+          </w:tcPr>
+          <w:p>
+            <w:pPr>
+              <w:spacing w:after="20" w:before="0"/>
+            </w:pPr>
+            <w:r>
+              <w:rPr>
+                <w:b/>
+                <w:bCs/>
+                <w:color w:val="0F2B3C"/>
+                <w:sz w:val="20"/>
+                <w:szCs w:val="20"/>
+              </w:rPr>
+              <w:t xml:space="preserve">doer of math</w:t>
+            </w:r>
+          </w:p>
+          <w:p>
+            <w:pPr>
+              <w:spacing w:after="0" w:before="0"/>
+            </w:pPr>
+            <w:r>
+              <w:rPr>
+                <w:i/>
+                <w:iCs/>
+                <w:color w:val="5E6E7E"/>
+                <w:sz w:val="18"/>
+                <w:szCs w:val="18"/>
+              </w:rPr>
+              <w:t xml:space="preserve">persona que hace matemáticas</w:t>
+            </w:r>
+          </w:p>
+        </w:tc>
+        <w:tc>
+          <w:tcPr>
+            <w:tcW w:type="dxa" w:w="3160"/>
+            <w:tcMar>
+              <w:top w:type="dxa" w:w="60"/>
+              <w:left w:type="dxa" w:w="100"/>
+              <w:bottom w:type="dxa" w:w="60"/>
+              <w:right w:type="dxa" w:w="100"/>
+            </w:tcMar>
+            <w:vAlign w:val="top"/>
+          </w:tcPr>
+          <w:p>
+            <w:pPr>
+              <w:spacing w:after="0" w:before="0"/>
+            </w:pPr>
+            <w:r>
+              <w:rPr>
+                <w:sz w:val="19"/>
+                <w:szCs w:val="19"/>
+              </w:rPr>
+              <w:t xml:space="preserve">Anyone who uses mathematical thinking — which is everyone, every day.</w:t>
+            </w:r>
+          </w:p>
+        </w:tc>
+        <w:tc>
+          <w:tcPr>
+            <w:tcW w:type="dxa" w:w="2200"/>
+            <w:tcMar>
+              <w:top w:type="dxa" w:w="60"/>
+              <w:left w:type="dxa" w:w="100"/>
+              <w:bottom w:type="dxa" w:w="60"/>
+              <w:right w:type="dxa" w:w="100"/>
+            </w:tcMar>
+            <w:vAlign w:val="top"/>
+          </w:tcPr>
+          <w:p>
+            <w:pPr>
+              <w:spacing w:after="30" w:before="0"/>
+            </w:pPr>
+            <w:r>
+              <w:rPr>
+                <w:i/>
+                <w:iCs/>
+                <w:color w:val="5E6E7E"/>
+                <w:sz w:val="18"/>
+                <w:szCs w:val="18"/>
+              </w:rPr>
+              <w:t xml:space="preserve">Not doer of math: write a counter-example that does not fit the rule.</w:t>
+            </w:r>
+          </w:p>
+          <w:p>
+            <w:pPr>
+              <w:spacing w:after="50" w:before="0"/>
+            </w:pPr>
+            <w:r>
+              <w:rPr>
+                <w:color w:val="BBBBBB"/>
+                <w:sz w:val="18"/>
+                <w:szCs w:val="18"/>
+              </w:rPr>
+              <w:t xml:space="preserve">____________________________</w:t>
+            </w:r>
+          </w:p>
+        </w:tc>
+        <w:tc>
+          <w:tcPr>
+            <w:tcW w:type="dxa" w:w="2200"/>
+            <w:tcMar>
+              <w:top w:type="dxa" w:w="60"/>
+              <w:left w:type="dxa" w:w="100"/>
+              <w:bottom w:type="dxa" w:w="60"/>
+              <w:right w:type="dxa" w:w="100"/>
+            </w:tcMar>
+            <w:vAlign w:val="top"/>
+          </w:tcPr>
+          <w:p>
+            <w:pPr>
+              <w:spacing w:after="0" w:before="0"/>
+            </w:pPr>
+            <w:r>
+              <w:rPr>
+                <w:i/>
+                <w:iCs/>
+                <w:color w:val="5E6E7E"/>
+                <w:sz w:val="18"/>
+                <w:szCs w:val="18"/>
+              </w:rPr>
+              <w:t xml:space="preserve">Splitting a bill 4 ways at dinner — that is a doer of math.</w:t>
+            </w:r>
+          </w:p>
+        </w:tc>
+      </w:tr>
+      <w:tr>
+        <w:trPr>
+          <w:cantSplit/>
+        </w:trPr>
+        <w:tc>
+          <w:tcPr>
+            <w:tcW w:type="dxa" w:w="1800"/>
+            <w:tcMar>
+              <w:top w:type="dxa" w:w="60"/>
+              <w:left w:type="dxa" w:w="100"/>
+              <w:bottom w:type="dxa" w:w="60"/>
+              <w:right w:type="dxa" w:w="100"/>
+            </w:tcMar>
+            <w:vAlign w:val="top"/>
+          </w:tcPr>
+          <w:p>
+            <w:pPr>
+              <w:spacing w:after="20" w:before="0"/>
+            </w:pPr>
+            <w:r>
+              <w:rPr>
+                <w:b/>
+                <w:bCs/>
+                <w:color w:val="0F2B3C"/>
+                <w:sz w:val="20"/>
+                <w:szCs w:val="20"/>
+              </w:rPr>
+              <w:t xml:space="preserve">math story</w:t>
+            </w:r>
+          </w:p>
+          <w:p>
+            <w:pPr>
+              <w:spacing w:after="0" w:before="0"/>
+            </w:pPr>
+            <w:r>
+              <w:rPr>
+                <w:i/>
+                <w:iCs/>
+                <w:color w:val="5E6E7E"/>
+                <w:sz w:val="18"/>
+                <w:szCs w:val="18"/>
+              </w:rPr>
+              <w:t xml:space="preserve">historia matemática</w:t>
+            </w:r>
+          </w:p>
+        </w:tc>
+        <w:tc>
+          <w:tcPr>
+            <w:tcW w:type="dxa" w:w="3160"/>
+            <w:tcMar>
+              <w:top w:type="dxa" w:w="60"/>
+              <w:left w:type="dxa" w:w="100"/>
+              <w:bottom w:type="dxa" w:w="60"/>
+              <w:right w:type="dxa" w:w="100"/>
+            </w:tcMar>
+            <w:vAlign w:val="top"/>
+          </w:tcPr>
+          <w:p>
+            <w:pPr>
+              <w:spacing w:after="0" w:before="0"/>
+            </w:pPr>
+            <w:r>
+              <w:rPr>
+                <w:sz w:val="19"/>
+                <w:szCs w:val="19"/>
+              </w:rPr>
+              <w:t xml:space="preserve">Your own history with mathematics — what you have done, felt, and learned so far.</w:t>
+            </w:r>
+          </w:p>
+        </w:tc>
+        <w:tc>
+          <w:tcPr>
+            <w:tcW w:type="dxa" w:w="2200"/>
+            <w:tcMar>
+              <w:top w:type="dxa" w:w="60"/>
+              <w:left w:type="dxa" w:w="100"/>
+              <w:bottom w:type="dxa" w:w="60"/>
+              <w:right w:type="dxa" w:w="100"/>
+            </w:tcMar>
+            <w:vAlign w:val="top"/>
+          </w:tcPr>
+          <w:p>
+            <w:pPr>
+              <w:spacing w:after="30" w:before="0"/>
+            </w:pPr>
+            <w:r>
+              <w:rPr>
+                <w:i/>
+                <w:iCs/>
+                <w:color w:val="5E6E7E"/>
+                <w:sz w:val="18"/>
+                <w:szCs w:val="18"/>
+              </w:rPr>
+              <w:t xml:space="preserve">Not math story: write a counter-example that does not fit the rule.</w:t>
+            </w:r>
+          </w:p>
+          <w:p>
+            <w:pPr>
+              <w:spacing w:after="50" w:before="0"/>
+            </w:pPr>
+            <w:r>
+              <w:rPr>
+                <w:color w:val="BBBBBB"/>
+                <w:sz w:val="18"/>
+                <w:szCs w:val="18"/>
+              </w:rPr>
+              <w:t xml:space="preserve">____________________________</w:t>
+            </w:r>
+          </w:p>
+        </w:tc>
+        <w:tc>
+          <w:tcPr>
+            <w:tcW w:type="dxa" w:w="2200"/>
+            <w:tcMar>
+              <w:top w:type="dxa" w:w="60"/>
+              <w:left w:type="dxa" w:w="100"/>
+              <w:bottom w:type="dxa" w:w="60"/>
+              <w:right w:type="dxa" w:w="100"/>
+            </w:tcMar>
+            <w:vAlign w:val="top"/>
+          </w:tcPr>
+          <w:p>
+            <w:pPr>
+              <w:spacing w:after="0" w:before="0"/>
+            </w:pPr>
+            <w:r>
+              <w:rPr>
+                <w:i/>
+                <w:iCs/>
+                <w:color w:val="5E6E7E"/>
+                <w:sz w:val="18"/>
+                <w:szCs w:val="18"/>
+              </w:rPr>
+              <w:t xml:space="preserve">“In 3rd grade I hated fractions; this year I can explain them.”</w:t>
+            </w:r>
+          </w:p>
+        </w:tc>
+      </w:tr>
+      <w:tr>
+        <w:trPr>
+          <w:cantSplit/>
+        </w:trPr>
+        <w:tc>
+          <w:tcPr>
+            <w:tcW w:type="dxa" w:w="1800"/>
+            <w:tcMar>
+              <w:top w:type="dxa" w:w="60"/>
+              <w:left w:type="dxa" w:w="100"/>
+              <w:bottom w:type="dxa" w:w="60"/>
+              <w:right w:type="dxa" w:w="100"/>
+            </w:tcMar>
+            <w:vAlign w:val="top"/>
+          </w:tcPr>
+          <w:p>
+            <w:pPr>
+              <w:spacing w:after="20" w:before="0"/>
+            </w:pPr>
+            <w:r>
+              <w:rPr>
+                <w:b/>
+                <w:bCs/>
+                <w:color w:val="0F2B3C"/>
+                <w:sz w:val="20"/>
+                <w:szCs w:val="20"/>
+              </w:rPr>
+              <w:t xml:space="preserve">strength</w:t>
+            </w:r>
+          </w:p>
+          <w:p>
+            <w:pPr>
+              <w:spacing w:after="0" w:before="0"/>
+            </w:pPr>
+            <w:r>
+              <w:rPr>
+                <w:i/>
+                <w:iCs/>
+                <w:color w:val="5E6E7E"/>
+                <w:sz w:val="18"/>
+                <w:szCs w:val="18"/>
+              </w:rPr>
+              <w:t xml:space="preserve">fortaleza</w:t>
+            </w:r>
+          </w:p>
+        </w:tc>
+        <w:tc>
+          <w:tcPr>
+            <w:tcW w:type="dxa" w:w="3160"/>
+            <w:tcMar>
+              <w:top w:type="dxa" w:w="60"/>
+              <w:left w:type="dxa" w:w="100"/>
+              <w:bottom w:type="dxa" w:w="60"/>
+              <w:right w:type="dxa" w:w="100"/>
+            </w:tcMar>
+            <w:vAlign w:val="top"/>
+          </w:tcPr>
+          <w:p>
+            <w:pPr>
+              <w:spacing w:after="0" w:before="0"/>
+            </w:pPr>
+            <w:r>
+              <w:rPr>
+                <w:sz w:val="19"/>
+                <w:szCs w:val="19"/>
+              </w:rPr>
+              <w:t xml:space="preserve">Something you already do well and can share with others.</w:t>
+            </w:r>
+          </w:p>
+        </w:tc>
+        <w:tc>
+          <w:tcPr>
+            <w:tcW w:type="dxa" w:w="2200"/>
+            <w:tcMar>
+              <w:top w:type="dxa" w:w="60"/>
+              <w:left w:type="dxa" w:w="100"/>
+              <w:bottom w:type="dxa" w:w="60"/>
+              <w:right w:type="dxa" w:w="100"/>
+            </w:tcMar>
+            <w:vAlign w:val="top"/>
+          </w:tcPr>
+          <w:p>
+            <w:pPr>
+              <w:spacing w:after="30" w:before="0"/>
+            </w:pPr>
+            <w:r>
+              <w:rPr>
+                <w:i/>
+                <w:iCs/>
+                <w:color w:val="5E6E7E"/>
+                <w:sz w:val="18"/>
+                <w:szCs w:val="18"/>
+              </w:rPr>
+              <w:t xml:space="preserve">Not strength: write a counter-example that does not fit the rule.</w:t>
+            </w:r>
+          </w:p>
+          <w:p>
+            <w:pPr>
+              <w:spacing w:after="50" w:before="0"/>
+            </w:pPr>
+            <w:r>
+              <w:rPr>
+                <w:color w:val="BBBBBB"/>
+                <w:sz w:val="18"/>
+                <w:szCs w:val="18"/>
+              </w:rPr>
+              <w:t xml:space="preserve">____________________________</w:t>
+            </w:r>
+          </w:p>
+        </w:tc>
+        <w:tc>
+          <w:tcPr>
+            <w:tcW w:type="dxa" w:w="2200"/>
+            <w:tcMar>
+              <w:top w:type="dxa" w:w="60"/>
+              <w:left w:type="dxa" w:w="100"/>
+              <w:bottom w:type="dxa" w:w="60"/>
+              <w:right w:type="dxa" w:w="100"/>
+            </w:tcMar>
+            <w:vAlign w:val="top"/>
+          </w:tcPr>
+          <w:p>
+            <w:pPr>
+              <w:spacing w:after="0" w:before="0"/>
+            </w:pPr>
+            <w:r>
+              <w:rPr>
+                <w:i/>
+                <w:iCs/>
+                <w:color w:val="5E6E7E"/>
+                <w:sz w:val="18"/>
+                <w:szCs w:val="18"/>
+              </w:rPr>
+              <w:t xml:space="preserve">“I am good at mental math with money” — a strength you can teach.</w:t>
+            </w:r>
+          </w:p>
+        </w:tc>
+      </w:tr>
+      <w:tr>
+        <w:trPr>
+          <w:cantSplit/>
+        </w:trPr>
+        <w:tc>
+          <w:tcPr>
+            <w:tcW w:type="dxa" w:w="1800"/>
+            <w:tcMar>
+              <w:top w:type="dxa" w:w="60"/>
+              <w:left w:type="dxa" w:w="100"/>
+              <w:bottom w:type="dxa" w:w="60"/>
+              <w:right w:type="dxa" w:w="100"/>
+            </w:tcMar>
+            <w:vAlign w:val="top"/>
+          </w:tcPr>
+          <w:p>
+            <w:pPr>
+              <w:spacing w:after="20" w:before="0"/>
+            </w:pPr>
+            <w:r>
+              <w:rPr>
+                <w:b/>
+                <w:bCs/>
+                <w:color w:val="0F2B3C"/>
+                <w:sz w:val="20"/>
+                <w:szCs w:val="20"/>
+              </w:rPr>
+              <w:t xml:space="preserve">decompose</w:t>
+            </w:r>
+          </w:p>
+          <w:p>
+            <w:pPr>
+              <w:spacing w:after="0" w:before="0"/>
+            </w:pPr>
+            <w:r>
+              <w:rPr>
+                <w:i/>
+                <w:iCs/>
+                <w:color w:val="5E6E7E"/>
+                <w:sz w:val="18"/>
+                <w:szCs w:val="18"/>
+              </w:rPr>
+              <w:t xml:space="preserve">descomponer</w:t>
+            </w:r>
+          </w:p>
+        </w:tc>
+        <w:tc>
+          <w:tcPr>
+            <w:tcW w:type="dxa" w:w="3160"/>
+            <w:tcMar>
+              <w:top w:type="dxa" w:w="60"/>
+              <w:left w:type="dxa" w:w="100"/>
+              <w:bottom w:type="dxa" w:w="60"/>
+              <w:right w:type="dxa" w:w="100"/>
+            </w:tcMar>
+            <w:vAlign w:val="top"/>
+          </w:tcPr>
+          <w:p>
+            <w:pPr>
+              <w:spacing w:after="0" w:before="0"/>
+            </w:pPr>
+            <w:r>
+              <w:rPr>
+                <w:sz w:val="19"/>
+                <w:szCs w:val="19"/>
+              </w:rPr>
+              <w:t xml:space="preserve">To break a number into parts that add, subtract, multiply, or divide back to it.</w:t>
+            </w:r>
+          </w:p>
+        </w:tc>
+        <w:tc>
+          <w:tcPr>
+            <w:tcW w:type="dxa" w:w="2200"/>
+            <w:tcMar>
+              <w:top w:type="dxa" w:w="60"/>
+              <w:left w:type="dxa" w:w="100"/>
+              <w:bottom w:type="dxa" w:w="60"/>
+              <w:right w:type="dxa" w:w="100"/>
+            </w:tcMar>
+            <w:vAlign w:val="top"/>
+          </w:tcPr>
+          <w:p>
+            <w:pPr>
+              <w:spacing w:after="30" w:before="0"/>
+            </w:pPr>
+            <w:r>
+              <w:rPr>
+                <w:i/>
+                <w:iCs/>
+                <w:color w:val="5E6E7E"/>
+                <w:sz w:val="18"/>
+                <w:szCs w:val="18"/>
+              </w:rPr>
+              <w:t xml:space="preserve">Not decompose: write a counter-example that does not fit the rule.</w:t>
+            </w:r>
+          </w:p>
+          <w:p>
+            <w:pPr>
+              <w:spacing w:after="50" w:before="0"/>
+            </w:pPr>
+            <w:r>
+              <w:rPr>
+                <w:color w:val="BBBBBB"/>
+                <w:sz w:val="18"/>
+                <w:szCs w:val="18"/>
+              </w:rPr>
+              <w:t xml:space="preserve">____________________________</w:t>
+            </w:r>
+          </w:p>
+        </w:tc>
+        <w:tc>
+          <w:tcPr>
+            <w:tcW w:type="dxa" w:w="2200"/>
+            <w:tcMar>
+              <w:top w:type="dxa" w:w="60"/>
+              <w:left w:type="dxa" w:w="100"/>
+              <w:bottom w:type="dxa" w:w="60"/>
+              <w:right w:type="dxa" w:w="100"/>
+            </w:tcMar>
+            <w:vAlign w:val="top"/>
+          </w:tcPr>
+          <w:p>
+            <w:pPr>
+              <w:spacing w:after="0" w:before="0"/>
+            </w:pPr>
+            <w:r>
+              <w:rPr>
+                <w:i/>
+                <w:iCs/>
+                <w:color w:val="5E6E7E"/>
+                <w:sz w:val="18"/>
+                <w:szCs w:val="18"/>
+              </w:rPr>
+              <w:t xml:space="preserve">78.5 = 70 + 8.5, and also 157 ÷ 2 — both rebuild the same number.</w:t>
+            </w:r>
+          </w:p>
+        </w:tc>
+      </w:tr>
+      <w:tr>
+        <w:trPr>
+          <w:cantSplit/>
+        </w:trPr>
+        <w:tc>
+          <w:tcPr>
+            <w:tcW w:type="dxa" w:w="1800"/>
+            <w:tcMar>
+              <w:top w:type="dxa" w:w="60"/>
+              <w:left w:type="dxa" w:w="100"/>
+              <w:bottom w:type="dxa" w:w="60"/>
+              <w:right w:type="dxa" w:w="100"/>
+            </w:tcMar>
+            <w:vAlign w:val="top"/>
+          </w:tcPr>
+          <w:p>
+            <w:pPr>
+              <w:spacing w:after="20" w:before="0"/>
+            </w:pPr>
+            <w:r>
+              <w:rPr>
+                <w:b/>
+                <w:bCs/>
+                <w:color w:val="0F2B3C"/>
+                <w:sz w:val="20"/>
+                <w:szCs w:val="20"/>
+              </w:rPr>
+              <w:t xml:space="preserve">estimate</w:t>
+            </w:r>
+          </w:p>
+          <w:p>
+            <w:pPr>
+              <w:spacing w:after="0" w:before="0"/>
+            </w:pPr>
+            <w:r>
+              <w:rPr>
+                <w:i/>
+                <w:iCs/>
+                <w:color w:val="5E6E7E"/>
+                <w:sz w:val="18"/>
+                <w:szCs w:val="18"/>
+              </w:rPr>
+              <w:t xml:space="preserve">estimar</w:t>
+            </w:r>
+          </w:p>
+        </w:tc>
+        <w:tc>
+          <w:tcPr>
+            <w:tcW w:type="dxa" w:w="3160"/>
+            <w:tcMar>
+              <w:top w:type="dxa" w:w="60"/>
+              <w:left w:type="dxa" w:w="100"/>
+              <w:bottom w:type="dxa" w:w="60"/>
+              <w:right w:type="dxa" w:w="100"/>
+            </w:tcMar>
+            <w:vAlign w:val="top"/>
+          </w:tcPr>
+          <w:p>
+            <w:pPr>
+              <w:spacing w:after="0" w:before="0"/>
+            </w:pPr>
+            <w:r>
+              <w:rPr>
+                <w:sz w:val="19"/>
+                <w:szCs w:val="19"/>
+              </w:rPr>
+              <w:t xml:space="preserve">A reasoned answer that is close enough to be useful, without counting every one.</w:t>
+            </w:r>
+          </w:p>
+        </w:tc>
+        <w:tc>
+          <w:tcPr>
+            <w:tcW w:type="dxa" w:w="2200"/>
+            <w:tcMar>
+              <w:top w:type="dxa" w:w="60"/>
+              <w:left w:type="dxa" w:w="100"/>
+              <w:bottom w:type="dxa" w:w="60"/>
+              <w:right w:type="dxa" w:w="100"/>
+            </w:tcMar>
+            <w:vAlign w:val="top"/>
+          </w:tcPr>
+          <w:p>
+            <w:pPr>
+              <w:spacing w:after="30" w:before="0"/>
+            </w:pPr>
+            <w:r>
+              <w:rPr>
+                <w:i/>
+                <w:iCs/>
+                <w:color w:val="5E6E7E"/>
+                <w:sz w:val="18"/>
+                <w:szCs w:val="18"/>
+              </w:rPr>
+              <w:t xml:space="preserve">Not estimate: write a counter-example that does not fit the rule.</w:t>
+            </w:r>
+          </w:p>
+          <w:p>
+            <w:pPr>
+              <w:spacing w:after="50" w:before="0"/>
+            </w:pPr>
+            <w:r>
+              <w:rPr>
+                <w:color w:val="BBBBBB"/>
+                <w:sz w:val="18"/>
+                <w:szCs w:val="18"/>
+              </w:rPr>
+              <w:t xml:space="preserve">____________________________</w:t>
+            </w:r>
+          </w:p>
+        </w:tc>
+        <w:tc>
+          <w:tcPr>
+            <w:tcW w:type="dxa" w:w="2200"/>
+            <w:tcMar>
+              <w:top w:type="dxa" w:w="60"/>
+              <w:left w:type="dxa" w:w="100"/>
+              <w:bottom w:type="dxa" w:w="60"/>
+              <w:right w:type="dxa" w:w="100"/>
+            </w:tcMar>
+            <w:vAlign w:val="top"/>
+          </w:tcPr>
+          <w:p>
+            <w:pPr>
+              <w:spacing w:after="0" w:before="0"/>
+            </w:pPr>
+            <w:r>
+              <w:rPr>
+                <w:i/>
+                <w:iCs/>
+                <w:color w:val="5E6E7E"/>
+                <w:sz w:val="18"/>
+                <w:szCs w:val="18"/>
+              </w:rPr>
+              <w:t xml:space="preserve">20 cars × about 4 riders ≈ 80 people on the Ferris wheel.</w:t>
+            </w:r>
+          </w:p>
+        </w:tc>
+      </w:tr>
+    </w:tbl>
+    <w:p>
+      <w:pPr>
+        <w:spacing w:after="120" w:before="140"/>
       </w:pPr>
       <w:r>
         <w:rPr>
@@ -157,169 +995,1301 @@
         <w:t xml:space="preserve">Arma el número paso a paso.</w:t>
       </w:r>
     </w:p>
-    <w:p>
-      <w:pPr>
-        <w:spacing w:after="40" w:before="0"/>
-      </w:pPr>
-      <w:r>
-        <w:rPr>
-          <w:sz w:val="22"/>
-          <w:szCs w:val="22"/>
-        </w:rPr>
-        <w:t xml:space="preserve">1.  What is 70 + 8?</w:t>
-      </w:r>
-    </w:p>
+    <w:tbl>
+      <w:tblPr>
+        <w:tblW w:type="dxa" w:w="9360"/>
+        <w:tblBorders>
+          <w:top w:val="single" w:color="C7D2DD" w:sz="6"/>
+          <w:left w:val="single" w:color="C7D2DD" w:sz="6"/>
+          <w:bottom w:val="single" w:color="C7D2DD" w:sz="6"/>
+          <w:right w:val="single" w:color="C7D2DD" w:sz="6"/>
+          <w:insideH w:val="single" w:color="C7D2DD" w:sz="6"/>
+          <w:insideV w:val="single" w:color="C7D2DD" w:sz="6"/>
+        </w:tblBorders>
+      </w:tblPr>
+      <w:tblGrid>
+        <w:gridCol w:w="2800"/>
+        <w:gridCol w:w="3560"/>
+        <w:gridCol w:w="3000"/>
+      </w:tblGrid>
+      <w:tr>
+        <w:trPr>
+          <w:cantSplit/>
+          <w:tblHeader/>
+        </w:trPr>
+        <w:tc>
+          <w:tcPr>
+            <w:tcW w:type="dxa" w:w="2800"/>
+            <w:shd w:fill="EEF4F8" w:color="auto" w:val="clear"/>
+            <w:tcMar>
+              <w:top w:type="dxa" w:w="60"/>
+              <w:left w:type="dxa" w:w="100"/>
+              <w:bottom w:type="dxa" w:w="60"/>
+              <w:right w:type="dxa" w:w="100"/>
+            </w:tcMar>
+          </w:tcPr>
+          <w:p>
+            <w:pPr>
+              <w:spacing w:after="0" w:before="0"/>
+            </w:pPr>
+            <w:r>
+              <w:rPr>
+                <w:b/>
+                <w:bCs/>
+                <w:color w:val="0F2B3C"/>
+                <w:sz w:val="16"/>
+                <w:szCs w:val="16"/>
+              </w:rPr>
+              <w:t xml:space="preserve">CORE PROBLEM / GIVEN REPRESENTATION</w:t>
+            </w:r>
+          </w:p>
+        </w:tc>
+        <w:tc>
+          <w:tcPr>
+            <w:tcW w:type="dxa" w:w="3560"/>
+            <w:shd w:fill="EEF4F8" w:color="auto" w:val="clear"/>
+            <w:tcMar>
+              <w:top w:type="dxa" w:w="60"/>
+              <w:left w:type="dxa" w:w="100"/>
+              <w:bottom w:type="dxa" w:w="60"/>
+              <w:right w:type="dxa" w:w="100"/>
+            </w:tcMar>
+          </w:tcPr>
+          <w:p>
+            <w:pPr>
+              <w:spacing w:after="0" w:before="0"/>
+            </w:pPr>
+            <w:r>
+              <w:rPr>
+                <w:b/>
+                <w:bCs/>
+                <w:color w:val="0F2B3C"/>
+                <w:sz w:val="16"/>
+                <w:szCs w:val="16"/>
+              </w:rPr>
+              <w:t xml:space="preserve">WORKING SPACE / CALCULATION STEPS</w:t>
+            </w:r>
+          </w:p>
+        </w:tc>
+        <w:tc>
+          <w:tcPr>
+            <w:tcW w:type="dxa" w:w="3000"/>
+            <w:shd w:fill="FBF3E2" w:color="auto" w:val="clear"/>
+            <w:tcMar>
+              <w:top w:type="dxa" w:w="60"/>
+              <w:left w:type="dxa" w:w="100"/>
+              <w:bottom w:type="dxa" w:w="60"/>
+              <w:right w:type="dxa" w:w="100"/>
+            </w:tcMar>
+          </w:tcPr>
+          <w:p>
+            <w:pPr>
+              <w:spacing w:after="0" w:before="0"/>
+            </w:pPr>
+            <w:r>
+              <w:rPr>
+                <w:b/>
+                <w:bCs/>
+                <w:color w:val="7A5400"/>
+                <w:sz w:val="16"/>
+                <w:szCs w:val="16"/>
+              </w:rPr>
+              <w:t xml:space="preserve">EXPLAIN YOUR REASONING</w:t>
+            </w:r>
+          </w:p>
+        </w:tc>
+      </w:tr>
+      <w:tr>
+        <w:trPr>
+          <w:cantSplit/>
+        </w:trPr>
+        <w:tc>
+          <w:tcPr>
+            <w:tcW w:type="dxa" w:w="2800"/>
+            <w:tcMar>
+              <w:top w:type="dxa" w:w="80"/>
+              <w:left w:type="dxa" w:w="100"/>
+              <w:bottom w:type="dxa" w:w="80"/>
+              <w:right w:type="dxa" w:w="100"/>
+            </w:tcMar>
+            <w:vAlign w:val="top"/>
+          </w:tcPr>
+          <w:p>
+            <w:pPr>
+              <w:spacing w:after="40" w:before="0"/>
+            </w:pPr>
+            <w:r>
+              <w:rPr>
+                <w:b/>
+                <w:bCs/>
+                <w:color w:val="0F2B3C"/>
+                <w:sz w:val="20"/>
+                <w:szCs w:val="20"/>
+              </w:rPr>
+              <w:t xml:space="preserve">1.  What is 70 + 8?</w:t>
+            </w:r>
+          </w:p>
+          <w:p>
+            <w:pPr>
+              <w:spacing w:after="40" w:before="0"/>
+            </w:pPr>
+            <w:r>
+              <w:rPr>
+                <w:i/>
+                <w:iCs/>
+                <w:color w:val="3F4D5C"/>
+                <w:sz w:val="20"/>
+                <w:szCs w:val="20"/>
+              </w:rPr>
+              <w:t xml:space="preserve">A. ¿Cuánto es 70 + 8?</w:t>
+            </w:r>
+          </w:p>
+        </w:tc>
+        <w:tc>
+          <w:tcPr>
+            <w:tcW w:type="dxa" w:w="3560"/>
+            <w:tcMar>
+              <w:top w:type="dxa" w:w="80"/>
+              <w:left w:type="dxa" w:w="100"/>
+              <w:bottom w:type="dxa" w:w="80"/>
+              <w:right w:type="dxa" w:w="100"/>
+            </w:tcMar>
+            <w:vAlign w:val="top"/>
+          </w:tcPr>
+          <w:p>
+            <w:pPr>
+              <w:spacing w:after="50" w:before="0"/>
+            </w:pPr>
+            <w:r>
+              <w:rPr>
+                <w:color w:val="BBBBBB"/>
+                <w:sz w:val="18"/>
+                <w:szCs w:val="18"/>
+              </w:rPr>
+              <w:t xml:space="preserve">____________________________</w:t>
+            </w:r>
+          </w:p>
+          <w:p>
+            <w:pPr>
+              <w:spacing w:after="50" w:before="0"/>
+            </w:pPr>
+            <w:r>
+              <w:rPr>
+                <w:color w:val="BBBBBB"/>
+                <w:sz w:val="18"/>
+                <w:szCs w:val="18"/>
+              </w:rPr>
+              <w:t xml:space="preserve">____________________________</w:t>
+            </w:r>
+          </w:p>
+          <w:p>
+            <w:pPr>
+              <w:spacing w:after="50" w:before="0"/>
+            </w:pPr>
+            <w:r>
+              <w:rPr>
+                <w:color w:val="BBBBBB"/>
+                <w:sz w:val="18"/>
+                <w:szCs w:val="18"/>
+              </w:rPr>
+              <w:t xml:space="preserve">____________________________</w:t>
+            </w:r>
+          </w:p>
+          <w:p>
+            <w:pPr>
+              <w:spacing w:after="50" w:before="0"/>
+            </w:pPr>
+            <w:r>
+              <w:rPr>
+                <w:color w:val="BBBBBB"/>
+                <w:sz w:val="18"/>
+                <w:szCs w:val="18"/>
+              </w:rPr>
+              <w:t xml:space="preserve">____________________________</w:t>
+            </w:r>
+          </w:p>
+        </w:tc>
+        <w:tc>
+          <w:tcPr>
+            <w:tcW w:type="dxa" w:w="3000"/>
+            <w:shd w:fill="FBF3E2" w:color="auto" w:val="clear"/>
+            <w:tcMar>
+              <w:top w:type="dxa" w:w="80"/>
+              <w:left w:type="dxa" w:w="100"/>
+              <w:bottom w:type="dxa" w:w="80"/>
+              <w:right w:type="dxa" w:w="100"/>
+            </w:tcMar>
+            <w:vAlign w:val="top"/>
+          </w:tcPr>
+          <w:p>
+            <w:pPr>
+              <w:spacing w:after="30" w:before="0"/>
+            </w:pPr>
+            <w:r>
+              <w:rPr>
+                <w:b/>
+                <w:bCs/>
+                <w:color w:val="0F2B3C"/>
+                <w:sz w:val="18"/>
+                <w:szCs w:val="18"/>
+              </w:rPr>
+              <w:t xml:space="preserve">Because... ________________</w:t>
+            </w:r>
+          </w:p>
+          <w:p>
+            <w:pPr>
+              <w:spacing w:after="50" w:before="0"/>
+            </w:pPr>
+            <w:r>
+              <w:rPr>
+                <w:color w:val="BBBBBB"/>
+                <w:sz w:val="18"/>
+                <w:szCs w:val="18"/>
+              </w:rPr>
+              <w:t xml:space="preserve">____________________________</w:t>
+            </w:r>
+          </w:p>
+          <w:p>
+            <w:pPr>
+              <w:spacing w:after="30" w:before="40"/>
+            </w:pPr>
+            <w:r>
+              <w:rPr>
+                <w:b/>
+                <w:bCs/>
+                <w:color w:val="1A6FB5"/>
+                <w:sz w:val="18"/>
+                <w:szCs w:val="18"/>
+              </w:rPr>
+              <w:t xml:space="preserve">Although... _______________</w:t>
+            </w:r>
+          </w:p>
+          <w:p>
+            <w:pPr>
+              <w:spacing w:after="50" w:before="0"/>
+            </w:pPr>
+            <w:r>
+              <w:rPr>
+                <w:color w:val="BBBBBB"/>
+                <w:sz w:val="18"/>
+                <w:szCs w:val="18"/>
+              </w:rPr>
+              <w:t xml:space="preserve">____________________________</w:t>
+            </w:r>
+          </w:p>
+          <w:p>
+            <w:pPr>
+              <w:spacing w:after="30" w:before="40"/>
+            </w:pPr>
+            <w:r>
+              <w:rPr>
+                <w:b/>
+                <w:bCs/>
+                <w:color w:val="7A5400"/>
+                <w:sz w:val="18"/>
+                <w:szCs w:val="18"/>
+              </w:rPr>
+              <w:t xml:space="preserve">Therefore... ______________</w:t>
+            </w:r>
+          </w:p>
+          <w:p>
+            <w:pPr>
+              <w:spacing w:after="50" w:before="0"/>
+            </w:pPr>
+            <w:r>
+              <w:rPr>
+                <w:color w:val="BBBBBB"/>
+                <w:sz w:val="18"/>
+                <w:szCs w:val="18"/>
+              </w:rPr>
+              <w:t xml:space="preserve">____________________________</w:t>
+            </w:r>
+          </w:p>
+        </w:tc>
+      </w:tr>
+    </w:tbl>
     <w:p>
       <w:pPr>
         <w:spacing w:after="60" w:before="0"/>
       </w:pPr>
       <w:r>
-        <w:rPr>
-          <w:i/>
-          <w:iCs/>
-          <w:color w:val="3F4D5C"/>
-          <w:sz w:val="20"/>
-          <w:szCs w:val="20"/>
-        </w:rPr>
-        <w:t xml:space="preserve">A. ¿Cuánto es 70 + 8?</w:t>
-      </w:r>
-    </w:p>
-    <w:p>
-      <w:pPr>
-        <w:spacing w:after="80" w:before="0"/>
-      </w:pPr>
-      <w:r>
-        <w:rPr>
-          <w:color w:val="BBBBBB"/>
-        </w:rPr>
-        <w:t xml:space="preserve">____________________________________________________</w:t>
-      </w:r>
-    </w:p>
-    <w:p>
-      <w:pPr>
-        <w:spacing w:after="40" w:before="0"/>
-      </w:pPr>
-      <w:r>
-        <w:rPr>
-          <w:sz w:val="22"/>
-          <w:szCs w:val="22"/>
-        </w:rPr>
-        <w:t xml:space="preserve">2.  What is 78 + 0.5?</w:t>
-      </w:r>
-    </w:p>
+        <w:t xml:space="preserve"/>
+      </w:r>
+    </w:p>
+    <w:tbl>
+      <w:tblPr>
+        <w:tblW w:type="dxa" w:w="9360"/>
+        <w:tblBorders>
+          <w:top w:val="single" w:color="C7D2DD" w:sz="6"/>
+          <w:left w:val="single" w:color="C7D2DD" w:sz="6"/>
+          <w:bottom w:val="single" w:color="C7D2DD" w:sz="6"/>
+          <w:right w:val="single" w:color="C7D2DD" w:sz="6"/>
+          <w:insideH w:val="single" w:color="C7D2DD" w:sz="6"/>
+          <w:insideV w:val="single" w:color="C7D2DD" w:sz="6"/>
+        </w:tblBorders>
+      </w:tblPr>
+      <w:tblGrid>
+        <w:gridCol w:w="2800"/>
+        <w:gridCol w:w="3560"/>
+        <w:gridCol w:w="3000"/>
+      </w:tblGrid>
+      <w:tr>
+        <w:trPr>
+          <w:cantSplit/>
+          <w:tblHeader/>
+        </w:trPr>
+        <w:tc>
+          <w:tcPr>
+            <w:tcW w:type="dxa" w:w="2800"/>
+            <w:shd w:fill="EEF4F8" w:color="auto" w:val="clear"/>
+            <w:tcMar>
+              <w:top w:type="dxa" w:w="60"/>
+              <w:left w:type="dxa" w:w="100"/>
+              <w:bottom w:type="dxa" w:w="60"/>
+              <w:right w:type="dxa" w:w="100"/>
+            </w:tcMar>
+          </w:tcPr>
+          <w:p>
+            <w:pPr>
+              <w:spacing w:after="0" w:before="0"/>
+            </w:pPr>
+            <w:r>
+              <w:rPr>
+                <w:b/>
+                <w:bCs/>
+                <w:color w:val="0F2B3C"/>
+                <w:sz w:val="16"/>
+                <w:szCs w:val="16"/>
+              </w:rPr>
+              <w:t xml:space="preserve">CORE PROBLEM / GIVEN REPRESENTATION</w:t>
+            </w:r>
+          </w:p>
+        </w:tc>
+        <w:tc>
+          <w:tcPr>
+            <w:tcW w:type="dxa" w:w="3560"/>
+            <w:shd w:fill="EEF4F8" w:color="auto" w:val="clear"/>
+            <w:tcMar>
+              <w:top w:type="dxa" w:w="60"/>
+              <w:left w:type="dxa" w:w="100"/>
+              <w:bottom w:type="dxa" w:w="60"/>
+              <w:right w:type="dxa" w:w="100"/>
+            </w:tcMar>
+          </w:tcPr>
+          <w:p>
+            <w:pPr>
+              <w:spacing w:after="0" w:before="0"/>
+            </w:pPr>
+            <w:r>
+              <w:rPr>
+                <w:b/>
+                <w:bCs/>
+                <w:color w:val="0F2B3C"/>
+                <w:sz w:val="16"/>
+                <w:szCs w:val="16"/>
+              </w:rPr>
+              <w:t xml:space="preserve">WORKING SPACE / CALCULATION STEPS</w:t>
+            </w:r>
+          </w:p>
+        </w:tc>
+        <w:tc>
+          <w:tcPr>
+            <w:tcW w:type="dxa" w:w="3000"/>
+            <w:shd w:fill="FBF3E2" w:color="auto" w:val="clear"/>
+            <w:tcMar>
+              <w:top w:type="dxa" w:w="60"/>
+              <w:left w:type="dxa" w:w="100"/>
+              <w:bottom w:type="dxa" w:w="60"/>
+              <w:right w:type="dxa" w:w="100"/>
+            </w:tcMar>
+          </w:tcPr>
+          <w:p>
+            <w:pPr>
+              <w:spacing w:after="0" w:before="0"/>
+            </w:pPr>
+            <w:r>
+              <w:rPr>
+                <w:b/>
+                <w:bCs/>
+                <w:color w:val="7A5400"/>
+                <w:sz w:val="16"/>
+                <w:szCs w:val="16"/>
+              </w:rPr>
+              <w:t xml:space="preserve">EXPLAIN YOUR REASONING</w:t>
+            </w:r>
+          </w:p>
+        </w:tc>
+      </w:tr>
+      <w:tr>
+        <w:trPr>
+          <w:cantSplit/>
+        </w:trPr>
+        <w:tc>
+          <w:tcPr>
+            <w:tcW w:type="dxa" w:w="2800"/>
+            <w:tcMar>
+              <w:top w:type="dxa" w:w="80"/>
+              <w:left w:type="dxa" w:w="100"/>
+              <w:bottom w:type="dxa" w:w="80"/>
+              <w:right w:type="dxa" w:w="100"/>
+            </w:tcMar>
+            <w:vAlign w:val="top"/>
+          </w:tcPr>
+          <w:p>
+            <w:pPr>
+              <w:spacing w:after="40" w:before="0"/>
+            </w:pPr>
+            <w:r>
+              <w:rPr>
+                <w:b/>
+                <w:bCs/>
+                <w:color w:val="0F2B3C"/>
+                <w:sz w:val="20"/>
+                <w:szCs w:val="20"/>
+              </w:rPr>
+              <w:t xml:space="preserve">2.  What is 78 + 0.5?</w:t>
+            </w:r>
+          </w:p>
+          <w:p>
+            <w:pPr>
+              <w:spacing w:after="40" w:before="0"/>
+            </w:pPr>
+            <w:r>
+              <w:rPr>
+                <w:i/>
+                <w:iCs/>
+                <w:color w:val="3F4D5C"/>
+                <w:sz w:val="20"/>
+                <w:szCs w:val="20"/>
+              </w:rPr>
+              <w:t xml:space="preserve">B. ¿Cuánto es 78 + 0.5?</w:t>
+            </w:r>
+          </w:p>
+        </w:tc>
+        <w:tc>
+          <w:tcPr>
+            <w:tcW w:type="dxa" w:w="3560"/>
+            <w:tcMar>
+              <w:top w:type="dxa" w:w="80"/>
+              <w:left w:type="dxa" w:w="100"/>
+              <w:bottom w:type="dxa" w:w="80"/>
+              <w:right w:type="dxa" w:w="100"/>
+            </w:tcMar>
+            <w:vAlign w:val="top"/>
+          </w:tcPr>
+          <w:p>
+            <w:pPr>
+              <w:spacing w:after="50" w:before="0"/>
+            </w:pPr>
+            <w:r>
+              <w:rPr>
+                <w:color w:val="BBBBBB"/>
+                <w:sz w:val="18"/>
+                <w:szCs w:val="18"/>
+              </w:rPr>
+              <w:t xml:space="preserve">____________________________</w:t>
+            </w:r>
+          </w:p>
+          <w:p>
+            <w:pPr>
+              <w:spacing w:after="50" w:before="0"/>
+            </w:pPr>
+            <w:r>
+              <w:rPr>
+                <w:color w:val="BBBBBB"/>
+                <w:sz w:val="18"/>
+                <w:szCs w:val="18"/>
+              </w:rPr>
+              <w:t xml:space="preserve">____________________________</w:t>
+            </w:r>
+          </w:p>
+          <w:p>
+            <w:pPr>
+              <w:spacing w:after="50" w:before="0"/>
+            </w:pPr>
+            <w:r>
+              <w:rPr>
+                <w:color w:val="BBBBBB"/>
+                <w:sz w:val="18"/>
+                <w:szCs w:val="18"/>
+              </w:rPr>
+              <w:t xml:space="preserve">____________________________</w:t>
+            </w:r>
+          </w:p>
+          <w:p>
+            <w:pPr>
+              <w:spacing w:after="50" w:before="0"/>
+            </w:pPr>
+            <w:r>
+              <w:rPr>
+                <w:color w:val="BBBBBB"/>
+                <w:sz w:val="18"/>
+                <w:szCs w:val="18"/>
+              </w:rPr>
+              <w:t xml:space="preserve">____________________________</w:t>
+            </w:r>
+          </w:p>
+        </w:tc>
+        <w:tc>
+          <w:tcPr>
+            <w:tcW w:type="dxa" w:w="3000"/>
+            <w:shd w:fill="FBF3E2" w:color="auto" w:val="clear"/>
+            <w:tcMar>
+              <w:top w:type="dxa" w:w="80"/>
+              <w:left w:type="dxa" w:w="100"/>
+              <w:bottom w:type="dxa" w:w="80"/>
+              <w:right w:type="dxa" w:w="100"/>
+            </w:tcMar>
+            <w:vAlign w:val="top"/>
+          </w:tcPr>
+          <w:p>
+            <w:pPr>
+              <w:spacing w:after="30" w:before="0"/>
+            </w:pPr>
+            <w:r>
+              <w:rPr>
+                <w:b/>
+                <w:bCs/>
+                <w:color w:val="0F2B3C"/>
+                <w:sz w:val="18"/>
+                <w:szCs w:val="18"/>
+              </w:rPr>
+              <w:t xml:space="preserve">Because... ________________</w:t>
+            </w:r>
+          </w:p>
+          <w:p>
+            <w:pPr>
+              <w:spacing w:after="50" w:before="0"/>
+            </w:pPr>
+            <w:r>
+              <w:rPr>
+                <w:color w:val="BBBBBB"/>
+                <w:sz w:val="18"/>
+                <w:szCs w:val="18"/>
+              </w:rPr>
+              <w:t xml:space="preserve">____________________________</w:t>
+            </w:r>
+          </w:p>
+          <w:p>
+            <w:pPr>
+              <w:spacing w:after="30" w:before="40"/>
+            </w:pPr>
+            <w:r>
+              <w:rPr>
+                <w:b/>
+                <w:bCs/>
+                <w:color w:val="1A6FB5"/>
+                <w:sz w:val="18"/>
+                <w:szCs w:val="18"/>
+              </w:rPr>
+              <w:t xml:space="preserve">Although... _______________</w:t>
+            </w:r>
+          </w:p>
+          <w:p>
+            <w:pPr>
+              <w:spacing w:after="50" w:before="0"/>
+            </w:pPr>
+            <w:r>
+              <w:rPr>
+                <w:color w:val="BBBBBB"/>
+                <w:sz w:val="18"/>
+                <w:szCs w:val="18"/>
+              </w:rPr>
+              <w:t xml:space="preserve">____________________________</w:t>
+            </w:r>
+          </w:p>
+          <w:p>
+            <w:pPr>
+              <w:spacing w:after="30" w:before="40"/>
+            </w:pPr>
+            <w:r>
+              <w:rPr>
+                <w:b/>
+                <w:bCs/>
+                <w:color w:val="7A5400"/>
+                <w:sz w:val="18"/>
+                <w:szCs w:val="18"/>
+              </w:rPr>
+              <w:t xml:space="preserve">Therefore... ______________</w:t>
+            </w:r>
+          </w:p>
+          <w:p>
+            <w:pPr>
+              <w:spacing w:after="50" w:before="0"/>
+            </w:pPr>
+            <w:r>
+              <w:rPr>
+                <w:color w:val="BBBBBB"/>
+                <w:sz w:val="18"/>
+                <w:szCs w:val="18"/>
+              </w:rPr>
+              <w:t xml:space="preserve">____________________________</w:t>
+            </w:r>
+          </w:p>
+        </w:tc>
+      </w:tr>
+    </w:tbl>
     <w:p>
       <w:pPr>
         <w:spacing w:after="60" w:before="0"/>
       </w:pPr>
       <w:r>
-        <w:rPr>
-          <w:i/>
-          <w:iCs/>
-          <w:color w:val="3F4D5C"/>
-          <w:sz w:val="20"/>
-          <w:szCs w:val="20"/>
-        </w:rPr>
-        <w:t xml:space="preserve">B. ¿Cuánto es 78 + 0.5?</w:t>
-      </w:r>
-    </w:p>
-    <w:p>
-      <w:pPr>
-        <w:spacing w:after="80" w:before="0"/>
-      </w:pPr>
-      <w:r>
-        <w:rPr>
-          <w:color w:val="BBBBBB"/>
-        </w:rPr>
-        <w:t xml:space="preserve">____________________________________________________</w:t>
-      </w:r>
-    </w:p>
-    <w:p>
-      <w:pPr>
-        <w:spacing w:after="40" w:before="0"/>
-      </w:pPr>
-      <w:r>
-        <w:rPr>
-          <w:sz w:val="22"/>
-          <w:szCs w:val="22"/>
-        </w:rPr>
-        <w:t xml:space="preserve">3.  What is 20 × 4?</w:t>
-      </w:r>
-    </w:p>
+        <w:t xml:space="preserve"/>
+      </w:r>
+    </w:p>
+    <w:tbl>
+      <w:tblPr>
+        <w:tblW w:type="dxa" w:w="9360"/>
+        <w:tblBorders>
+          <w:top w:val="single" w:color="C7D2DD" w:sz="6"/>
+          <w:left w:val="single" w:color="C7D2DD" w:sz="6"/>
+          <w:bottom w:val="single" w:color="C7D2DD" w:sz="6"/>
+          <w:right w:val="single" w:color="C7D2DD" w:sz="6"/>
+          <w:insideH w:val="single" w:color="C7D2DD" w:sz="6"/>
+          <w:insideV w:val="single" w:color="C7D2DD" w:sz="6"/>
+        </w:tblBorders>
+      </w:tblPr>
+      <w:tblGrid>
+        <w:gridCol w:w="2800"/>
+        <w:gridCol w:w="3560"/>
+        <w:gridCol w:w="3000"/>
+      </w:tblGrid>
+      <w:tr>
+        <w:trPr>
+          <w:cantSplit/>
+          <w:tblHeader/>
+        </w:trPr>
+        <w:tc>
+          <w:tcPr>
+            <w:tcW w:type="dxa" w:w="2800"/>
+            <w:shd w:fill="EEF4F8" w:color="auto" w:val="clear"/>
+            <w:tcMar>
+              <w:top w:type="dxa" w:w="60"/>
+              <w:left w:type="dxa" w:w="100"/>
+              <w:bottom w:type="dxa" w:w="60"/>
+              <w:right w:type="dxa" w:w="100"/>
+            </w:tcMar>
+          </w:tcPr>
+          <w:p>
+            <w:pPr>
+              <w:spacing w:after="0" w:before="0"/>
+            </w:pPr>
+            <w:r>
+              <w:rPr>
+                <w:b/>
+                <w:bCs/>
+                <w:color w:val="0F2B3C"/>
+                <w:sz w:val="16"/>
+                <w:szCs w:val="16"/>
+              </w:rPr>
+              <w:t xml:space="preserve">CORE PROBLEM / GIVEN REPRESENTATION</w:t>
+            </w:r>
+          </w:p>
+        </w:tc>
+        <w:tc>
+          <w:tcPr>
+            <w:tcW w:type="dxa" w:w="3560"/>
+            <w:shd w:fill="EEF4F8" w:color="auto" w:val="clear"/>
+            <w:tcMar>
+              <w:top w:type="dxa" w:w="60"/>
+              <w:left w:type="dxa" w:w="100"/>
+              <w:bottom w:type="dxa" w:w="60"/>
+              <w:right w:type="dxa" w:w="100"/>
+            </w:tcMar>
+          </w:tcPr>
+          <w:p>
+            <w:pPr>
+              <w:spacing w:after="0" w:before="0"/>
+            </w:pPr>
+            <w:r>
+              <w:rPr>
+                <w:b/>
+                <w:bCs/>
+                <w:color w:val="0F2B3C"/>
+                <w:sz w:val="16"/>
+                <w:szCs w:val="16"/>
+              </w:rPr>
+              <w:t xml:space="preserve">WORKING SPACE / CALCULATION STEPS</w:t>
+            </w:r>
+          </w:p>
+        </w:tc>
+        <w:tc>
+          <w:tcPr>
+            <w:tcW w:type="dxa" w:w="3000"/>
+            <w:shd w:fill="FBF3E2" w:color="auto" w:val="clear"/>
+            <w:tcMar>
+              <w:top w:type="dxa" w:w="60"/>
+              <w:left w:type="dxa" w:w="100"/>
+              <w:bottom w:type="dxa" w:w="60"/>
+              <w:right w:type="dxa" w:w="100"/>
+            </w:tcMar>
+          </w:tcPr>
+          <w:p>
+            <w:pPr>
+              <w:spacing w:after="0" w:before="0"/>
+            </w:pPr>
+            <w:r>
+              <w:rPr>
+                <w:b/>
+                <w:bCs/>
+                <w:color w:val="7A5400"/>
+                <w:sz w:val="16"/>
+                <w:szCs w:val="16"/>
+              </w:rPr>
+              <w:t xml:space="preserve">EXPLAIN YOUR REASONING</w:t>
+            </w:r>
+          </w:p>
+        </w:tc>
+      </w:tr>
+      <w:tr>
+        <w:trPr>
+          <w:cantSplit/>
+        </w:trPr>
+        <w:tc>
+          <w:tcPr>
+            <w:tcW w:type="dxa" w:w="2800"/>
+            <w:tcMar>
+              <w:top w:type="dxa" w:w="80"/>
+              <w:left w:type="dxa" w:w="100"/>
+              <w:bottom w:type="dxa" w:w="80"/>
+              <w:right w:type="dxa" w:w="100"/>
+            </w:tcMar>
+            <w:vAlign w:val="top"/>
+          </w:tcPr>
+          <w:p>
+            <w:pPr>
+              <w:spacing w:after="40" w:before="0"/>
+            </w:pPr>
+            <w:r>
+              <w:rPr>
+                <w:b/>
+                <w:bCs/>
+                <w:color w:val="0F2B3C"/>
+                <w:sz w:val="20"/>
+                <w:szCs w:val="20"/>
+              </w:rPr>
+              <w:t xml:space="preserve">3.  What is 20 × 4?</w:t>
+            </w:r>
+          </w:p>
+          <w:p>
+            <w:pPr>
+              <w:spacing w:after="40" w:before="0"/>
+            </w:pPr>
+            <w:r>
+              <w:rPr>
+                <w:i/>
+                <w:iCs/>
+                <w:color w:val="3F4D5C"/>
+                <w:sz w:val="20"/>
+                <w:szCs w:val="20"/>
+              </w:rPr>
+              <w:t xml:space="preserve">C. ¿Cuánto es 20 × 4?</w:t>
+            </w:r>
+          </w:p>
+        </w:tc>
+        <w:tc>
+          <w:tcPr>
+            <w:tcW w:type="dxa" w:w="3560"/>
+            <w:tcMar>
+              <w:top w:type="dxa" w:w="80"/>
+              <w:left w:type="dxa" w:w="100"/>
+              <w:bottom w:type="dxa" w:w="80"/>
+              <w:right w:type="dxa" w:w="100"/>
+            </w:tcMar>
+            <w:vAlign w:val="top"/>
+          </w:tcPr>
+          <w:p>
+            <w:pPr>
+              <w:spacing w:after="50" w:before="0"/>
+            </w:pPr>
+            <w:r>
+              <w:rPr>
+                <w:color w:val="BBBBBB"/>
+                <w:sz w:val="18"/>
+                <w:szCs w:val="18"/>
+              </w:rPr>
+              <w:t xml:space="preserve">____________________________</w:t>
+            </w:r>
+          </w:p>
+          <w:p>
+            <w:pPr>
+              <w:spacing w:after="50" w:before="0"/>
+            </w:pPr>
+            <w:r>
+              <w:rPr>
+                <w:color w:val="BBBBBB"/>
+                <w:sz w:val="18"/>
+                <w:szCs w:val="18"/>
+              </w:rPr>
+              <w:t xml:space="preserve">____________________________</w:t>
+            </w:r>
+          </w:p>
+          <w:p>
+            <w:pPr>
+              <w:spacing w:after="50" w:before="0"/>
+            </w:pPr>
+            <w:r>
+              <w:rPr>
+                <w:color w:val="BBBBBB"/>
+                <w:sz w:val="18"/>
+                <w:szCs w:val="18"/>
+              </w:rPr>
+              <w:t xml:space="preserve">____________________________</w:t>
+            </w:r>
+          </w:p>
+          <w:p>
+            <w:pPr>
+              <w:spacing w:after="50" w:before="0"/>
+            </w:pPr>
+            <w:r>
+              <w:rPr>
+                <w:color w:val="BBBBBB"/>
+                <w:sz w:val="18"/>
+                <w:szCs w:val="18"/>
+              </w:rPr>
+              <w:t xml:space="preserve">____________________________</w:t>
+            </w:r>
+          </w:p>
+        </w:tc>
+        <w:tc>
+          <w:tcPr>
+            <w:tcW w:type="dxa" w:w="3000"/>
+            <w:shd w:fill="FBF3E2" w:color="auto" w:val="clear"/>
+            <w:tcMar>
+              <w:top w:type="dxa" w:w="80"/>
+              <w:left w:type="dxa" w:w="100"/>
+              <w:bottom w:type="dxa" w:w="80"/>
+              <w:right w:type="dxa" w:w="100"/>
+            </w:tcMar>
+            <w:vAlign w:val="top"/>
+          </w:tcPr>
+          <w:p>
+            <w:pPr>
+              <w:spacing w:after="30" w:before="0"/>
+            </w:pPr>
+            <w:r>
+              <w:rPr>
+                <w:b/>
+                <w:bCs/>
+                <w:color w:val="0F2B3C"/>
+                <w:sz w:val="18"/>
+                <w:szCs w:val="18"/>
+              </w:rPr>
+              <w:t xml:space="preserve">Because... ________________</w:t>
+            </w:r>
+          </w:p>
+          <w:p>
+            <w:pPr>
+              <w:spacing w:after="50" w:before="0"/>
+            </w:pPr>
+            <w:r>
+              <w:rPr>
+                <w:color w:val="BBBBBB"/>
+                <w:sz w:val="18"/>
+                <w:szCs w:val="18"/>
+              </w:rPr>
+              <w:t xml:space="preserve">____________________________</w:t>
+            </w:r>
+          </w:p>
+          <w:p>
+            <w:pPr>
+              <w:spacing w:after="30" w:before="40"/>
+            </w:pPr>
+            <w:r>
+              <w:rPr>
+                <w:b/>
+                <w:bCs/>
+                <w:color w:val="1A6FB5"/>
+                <w:sz w:val="18"/>
+                <w:szCs w:val="18"/>
+              </w:rPr>
+              <w:t xml:space="preserve">Although... _______________</w:t>
+            </w:r>
+          </w:p>
+          <w:p>
+            <w:pPr>
+              <w:spacing w:after="50" w:before="0"/>
+            </w:pPr>
+            <w:r>
+              <w:rPr>
+                <w:color w:val="BBBBBB"/>
+                <w:sz w:val="18"/>
+                <w:szCs w:val="18"/>
+              </w:rPr>
+              <w:t xml:space="preserve">____________________________</w:t>
+            </w:r>
+          </w:p>
+          <w:p>
+            <w:pPr>
+              <w:spacing w:after="30" w:before="40"/>
+            </w:pPr>
+            <w:r>
+              <w:rPr>
+                <w:b/>
+                <w:bCs/>
+                <w:color w:val="7A5400"/>
+                <w:sz w:val="18"/>
+                <w:szCs w:val="18"/>
+              </w:rPr>
+              <w:t xml:space="preserve">Therefore... ______________</w:t>
+            </w:r>
+          </w:p>
+          <w:p>
+            <w:pPr>
+              <w:spacing w:after="50" w:before="0"/>
+            </w:pPr>
+            <w:r>
+              <w:rPr>
+                <w:color w:val="BBBBBB"/>
+                <w:sz w:val="18"/>
+                <w:szCs w:val="18"/>
+              </w:rPr>
+              <w:t xml:space="preserve">____________________________</w:t>
+            </w:r>
+          </w:p>
+        </w:tc>
+      </w:tr>
+    </w:tbl>
     <w:p>
       <w:pPr>
         <w:spacing w:after="60" w:before="0"/>
       </w:pPr>
       <w:r>
-        <w:rPr>
-          <w:i/>
-          <w:iCs/>
-          <w:color w:val="3F4D5C"/>
-          <w:sz w:val="20"/>
-          <w:szCs w:val="20"/>
-        </w:rPr>
-        <w:t xml:space="preserve">C. ¿Cuánto es 20 × 4?</w:t>
-      </w:r>
-    </w:p>
-    <w:p>
-      <w:pPr>
-        <w:spacing w:after="80" w:before="0"/>
-      </w:pPr>
-      <w:r>
-        <w:rPr>
-          <w:color w:val="BBBBBB"/>
-        </w:rPr>
-        <w:t xml:space="preserve">____________________________________________________</w:t>
-      </w:r>
-    </w:p>
-    <w:p>
-      <w:pPr>
-        <w:spacing w:after="40" w:before="0"/>
-      </w:pPr>
-      <w:r>
-        <w:rPr>
-          <w:sz w:val="22"/>
-          <w:szCs w:val="22"/>
-        </w:rPr>
-        <w:t xml:space="preserve">4.  Which digit is in the tenths place of 78.5?</w:t>
-      </w:r>
-    </w:p>
+        <w:t xml:space="preserve"/>
+      </w:r>
+    </w:p>
+    <w:tbl>
+      <w:tblPr>
+        <w:tblW w:type="dxa" w:w="9360"/>
+        <w:tblBorders>
+          <w:top w:val="single" w:color="C7D2DD" w:sz="6"/>
+          <w:left w:val="single" w:color="C7D2DD" w:sz="6"/>
+          <w:bottom w:val="single" w:color="C7D2DD" w:sz="6"/>
+          <w:right w:val="single" w:color="C7D2DD" w:sz="6"/>
+          <w:insideH w:val="single" w:color="C7D2DD" w:sz="6"/>
+          <w:insideV w:val="single" w:color="C7D2DD" w:sz="6"/>
+        </w:tblBorders>
+      </w:tblPr>
+      <w:tblGrid>
+        <w:gridCol w:w="2800"/>
+        <w:gridCol w:w="3560"/>
+        <w:gridCol w:w="3000"/>
+      </w:tblGrid>
+      <w:tr>
+        <w:trPr>
+          <w:cantSplit/>
+          <w:tblHeader/>
+        </w:trPr>
+        <w:tc>
+          <w:tcPr>
+            <w:tcW w:type="dxa" w:w="2800"/>
+            <w:shd w:fill="EEF4F8" w:color="auto" w:val="clear"/>
+            <w:tcMar>
+              <w:top w:type="dxa" w:w="60"/>
+              <w:left w:type="dxa" w:w="100"/>
+              <w:bottom w:type="dxa" w:w="60"/>
+              <w:right w:type="dxa" w:w="100"/>
+            </w:tcMar>
+          </w:tcPr>
+          <w:p>
+            <w:pPr>
+              <w:spacing w:after="0" w:before="0"/>
+            </w:pPr>
+            <w:r>
+              <w:rPr>
+                <w:b/>
+                <w:bCs/>
+                <w:color w:val="0F2B3C"/>
+                <w:sz w:val="16"/>
+                <w:szCs w:val="16"/>
+              </w:rPr>
+              <w:t xml:space="preserve">CORE PROBLEM / GIVEN REPRESENTATION</w:t>
+            </w:r>
+          </w:p>
+        </w:tc>
+        <w:tc>
+          <w:tcPr>
+            <w:tcW w:type="dxa" w:w="3560"/>
+            <w:shd w:fill="EEF4F8" w:color="auto" w:val="clear"/>
+            <w:tcMar>
+              <w:top w:type="dxa" w:w="60"/>
+              <w:left w:type="dxa" w:w="100"/>
+              <w:bottom w:type="dxa" w:w="60"/>
+              <w:right w:type="dxa" w:w="100"/>
+            </w:tcMar>
+          </w:tcPr>
+          <w:p>
+            <w:pPr>
+              <w:spacing w:after="0" w:before="0"/>
+            </w:pPr>
+            <w:r>
+              <w:rPr>
+                <w:b/>
+                <w:bCs/>
+                <w:color w:val="0F2B3C"/>
+                <w:sz w:val="16"/>
+                <w:szCs w:val="16"/>
+              </w:rPr>
+              <w:t xml:space="preserve">WORKING SPACE / CALCULATION STEPS</w:t>
+            </w:r>
+          </w:p>
+        </w:tc>
+        <w:tc>
+          <w:tcPr>
+            <w:tcW w:type="dxa" w:w="3000"/>
+            <w:shd w:fill="FBF3E2" w:color="auto" w:val="clear"/>
+            <w:tcMar>
+              <w:top w:type="dxa" w:w="60"/>
+              <w:left w:type="dxa" w:w="100"/>
+              <w:bottom w:type="dxa" w:w="60"/>
+              <w:right w:type="dxa" w:w="100"/>
+            </w:tcMar>
+          </w:tcPr>
+          <w:p>
+            <w:pPr>
+              <w:spacing w:after="0" w:before="0"/>
+            </w:pPr>
+            <w:r>
+              <w:rPr>
+                <w:b/>
+                <w:bCs/>
+                <w:color w:val="7A5400"/>
+                <w:sz w:val="16"/>
+                <w:szCs w:val="16"/>
+              </w:rPr>
+              <w:t xml:space="preserve">EXPLAIN YOUR REASONING</w:t>
+            </w:r>
+          </w:p>
+        </w:tc>
+      </w:tr>
+      <w:tr>
+        <w:trPr>
+          <w:cantSplit/>
+        </w:trPr>
+        <w:tc>
+          <w:tcPr>
+            <w:tcW w:type="dxa" w:w="2800"/>
+            <w:tcMar>
+              <w:top w:type="dxa" w:w="80"/>
+              <w:left w:type="dxa" w:w="100"/>
+              <w:bottom w:type="dxa" w:w="80"/>
+              <w:right w:type="dxa" w:w="100"/>
+            </w:tcMar>
+            <w:vAlign w:val="top"/>
+          </w:tcPr>
+          <w:p>
+            <w:pPr>
+              <w:spacing w:after="40" w:before="0"/>
+            </w:pPr>
+            <w:r>
+              <w:rPr>
+                <w:b/>
+                <w:bCs/>
+                <w:color w:val="0F2B3C"/>
+                <w:sz w:val="20"/>
+                <w:szCs w:val="20"/>
+              </w:rPr>
+              <w:t xml:space="preserve">4.  Which digit is in the tenths place of 78.5?</w:t>
+            </w:r>
+          </w:p>
+          <w:p>
+            <w:pPr>
+              <w:spacing w:after="40" w:before="0"/>
+            </w:pPr>
+            <w:r>
+              <w:rPr>
+                <w:i/>
+                <w:iCs/>
+                <w:color w:val="3F4D5C"/>
+                <w:sz w:val="20"/>
+                <w:szCs w:val="20"/>
+              </w:rPr>
+              <w:t xml:space="preserve">D. ¿Qué dígito está en el lugar de los décimos en 78.5?</w:t>
+            </w:r>
+          </w:p>
+          <w:p>
+            <w:pPr>
+              <w:spacing w:after="0" w:before="0"/>
+            </w:pPr>
+            <w:r>
+              <w:rPr>
+                <w:color w:val="5E6E7E"/>
+                <w:sz w:val="18"/>
+                <w:szCs w:val="18"/>
+              </w:rPr>
+              <w:t xml:space="preserve">Choices: 7   /   8   /   5   /   0</w:t>
+            </w:r>
+          </w:p>
+        </w:tc>
+        <w:tc>
+          <w:tcPr>
+            <w:tcW w:type="dxa" w:w="3560"/>
+            <w:tcMar>
+              <w:top w:type="dxa" w:w="80"/>
+              <w:left w:type="dxa" w:w="100"/>
+              <w:bottom w:type="dxa" w:w="80"/>
+              <w:right w:type="dxa" w:w="100"/>
+            </w:tcMar>
+            <w:vAlign w:val="top"/>
+          </w:tcPr>
+          <w:p>
+            <w:pPr>
+              <w:spacing w:after="50" w:before="0"/>
+            </w:pPr>
+            <w:r>
+              <w:rPr>
+                <w:color w:val="BBBBBB"/>
+                <w:sz w:val="18"/>
+                <w:szCs w:val="18"/>
+              </w:rPr>
+              <w:t xml:space="preserve">____________________________</w:t>
+            </w:r>
+          </w:p>
+          <w:p>
+            <w:pPr>
+              <w:spacing w:after="50" w:before="0"/>
+            </w:pPr>
+            <w:r>
+              <w:rPr>
+                <w:color w:val="BBBBBB"/>
+                <w:sz w:val="18"/>
+                <w:szCs w:val="18"/>
+              </w:rPr>
+              <w:t xml:space="preserve">____________________________</w:t>
+            </w:r>
+          </w:p>
+          <w:p>
+            <w:pPr>
+              <w:spacing w:after="50" w:before="0"/>
+            </w:pPr>
+            <w:r>
+              <w:rPr>
+                <w:color w:val="BBBBBB"/>
+                <w:sz w:val="18"/>
+                <w:szCs w:val="18"/>
+              </w:rPr>
+              <w:t xml:space="preserve">____________________________</w:t>
+            </w:r>
+          </w:p>
+          <w:p>
+            <w:pPr>
+              <w:spacing w:after="50" w:before="0"/>
+            </w:pPr>
+            <w:r>
+              <w:rPr>
+                <w:color w:val="BBBBBB"/>
+                <w:sz w:val="18"/>
+                <w:szCs w:val="18"/>
+              </w:rPr>
+              <w:t xml:space="preserve">____________________________</w:t>
+            </w:r>
+          </w:p>
+        </w:tc>
+        <w:tc>
+          <w:tcPr>
+            <w:tcW w:type="dxa" w:w="3000"/>
+            <w:shd w:fill="FBF3E2" w:color="auto" w:val="clear"/>
+            <w:tcMar>
+              <w:top w:type="dxa" w:w="80"/>
+              <w:left w:type="dxa" w:w="100"/>
+              <w:bottom w:type="dxa" w:w="80"/>
+              <w:right w:type="dxa" w:w="100"/>
+            </w:tcMar>
+            <w:vAlign w:val="top"/>
+          </w:tcPr>
+          <w:p>
+            <w:pPr>
+              <w:spacing w:after="30" w:before="0"/>
+            </w:pPr>
+            <w:r>
+              <w:rPr>
+                <w:b/>
+                <w:bCs/>
+                <w:color w:val="0F2B3C"/>
+                <w:sz w:val="18"/>
+                <w:szCs w:val="18"/>
+              </w:rPr>
+              <w:t xml:space="preserve">Because... ________________</w:t>
+            </w:r>
+          </w:p>
+          <w:p>
+            <w:pPr>
+              <w:spacing w:after="50" w:before="0"/>
+            </w:pPr>
+            <w:r>
+              <w:rPr>
+                <w:color w:val="BBBBBB"/>
+                <w:sz w:val="18"/>
+                <w:szCs w:val="18"/>
+              </w:rPr>
+              <w:t xml:space="preserve">____________________________</w:t>
+            </w:r>
+          </w:p>
+          <w:p>
+            <w:pPr>
+              <w:spacing w:after="30" w:before="40"/>
+            </w:pPr>
+            <w:r>
+              <w:rPr>
+                <w:b/>
+                <w:bCs/>
+                <w:color w:val="1A6FB5"/>
+                <w:sz w:val="18"/>
+                <w:szCs w:val="18"/>
+              </w:rPr>
+              <w:t xml:space="preserve">Although... _______________</w:t>
+            </w:r>
+          </w:p>
+          <w:p>
+            <w:pPr>
+              <w:spacing w:after="50" w:before="0"/>
+            </w:pPr>
+            <w:r>
+              <w:rPr>
+                <w:color w:val="BBBBBB"/>
+                <w:sz w:val="18"/>
+                <w:szCs w:val="18"/>
+              </w:rPr>
+              <w:t xml:space="preserve">____________________________</w:t>
+            </w:r>
+          </w:p>
+          <w:p>
+            <w:pPr>
+              <w:spacing w:after="30" w:before="40"/>
+            </w:pPr>
+            <w:r>
+              <w:rPr>
+                <w:b/>
+                <w:bCs/>
+                <w:color w:val="7A5400"/>
+                <w:sz w:val="18"/>
+                <w:szCs w:val="18"/>
+              </w:rPr>
+              <w:t xml:space="preserve">Therefore... ______________</w:t>
+            </w:r>
+          </w:p>
+          <w:p>
+            <w:pPr>
+              <w:spacing w:after="50" w:before="0"/>
+            </w:pPr>
+            <w:r>
+              <w:rPr>
+                <w:color w:val="BBBBBB"/>
+                <w:sz w:val="18"/>
+                <w:szCs w:val="18"/>
+              </w:rPr>
+              <w:t xml:space="preserve">____________________________</w:t>
+            </w:r>
+          </w:p>
+        </w:tc>
+      </w:tr>
+    </w:tbl>
     <w:p>
       <w:pPr>
         <w:spacing w:after="60" w:before="0"/>
       </w:pPr>
       <w:r>
-        <w:rPr>
-          <w:i/>
-          <w:iCs/>
-          <w:color w:val="3F4D5C"/>
-          <w:sz w:val="20"/>
-          <w:szCs w:val="20"/>
-        </w:rPr>
-        <w:t xml:space="preserve">D. ¿Qué dígito está en el lugar de los décimos en 78.5?</w:t>
-      </w:r>
-    </w:p>
-    <w:p>
-      <w:pPr>
-        <w:spacing w:after="40" w:before="0"/>
-      </w:pPr>
-      <w:r>
-        <w:rPr>
-          <w:color w:val="5E6E7E"/>
-          <w:sz w:val="20"/>
-          <w:szCs w:val="20"/>
-        </w:rPr>
-        <w:t xml:space="preserve">     choices: 7   /   8   /   5   /   0</w:t>
-      </w:r>
-    </w:p>
-    <w:p>
-      <w:pPr>
-        <w:spacing w:after="80" w:before="0"/>
-      </w:pPr>
-      <w:r>
-        <w:rPr>
-          <w:color w:val="BBBBBB"/>
-        </w:rPr>
-        <w:t xml:space="preserve">____________________________________________________</w:t>
+        <w:t xml:space="preserve"/>
       </w:r>
     </w:p>
     <w:p>
@@ -366,169 +2336,1301 @@
         <w:t xml:space="preserve">Comprueba que las partes reconstruyen el número.</w:t>
       </w:r>
     </w:p>
-    <w:p>
-      <w:pPr>
-        <w:spacing w:after="40" w:before="0"/>
-      </w:pPr>
-      <w:r>
-        <w:rPr>
-          <w:sz w:val="22"/>
-          <w:szCs w:val="22"/>
-        </w:rPr>
-        <w:t xml:space="preserve">1.  What is 80 − 1.5?</w:t>
-      </w:r>
-    </w:p>
+    <w:tbl>
+      <w:tblPr>
+        <w:tblW w:type="dxa" w:w="9360"/>
+        <w:tblBorders>
+          <w:top w:val="single" w:color="C7D2DD" w:sz="6"/>
+          <w:left w:val="single" w:color="C7D2DD" w:sz="6"/>
+          <w:bottom w:val="single" w:color="C7D2DD" w:sz="6"/>
+          <w:right w:val="single" w:color="C7D2DD" w:sz="6"/>
+          <w:insideH w:val="single" w:color="C7D2DD" w:sz="6"/>
+          <w:insideV w:val="single" w:color="C7D2DD" w:sz="6"/>
+        </w:tblBorders>
+      </w:tblPr>
+      <w:tblGrid>
+        <w:gridCol w:w="2800"/>
+        <w:gridCol w:w="3560"/>
+        <w:gridCol w:w="3000"/>
+      </w:tblGrid>
+      <w:tr>
+        <w:trPr>
+          <w:cantSplit/>
+          <w:tblHeader/>
+        </w:trPr>
+        <w:tc>
+          <w:tcPr>
+            <w:tcW w:type="dxa" w:w="2800"/>
+            <w:shd w:fill="EEF4F8" w:color="auto" w:val="clear"/>
+            <w:tcMar>
+              <w:top w:type="dxa" w:w="60"/>
+              <w:left w:type="dxa" w:w="100"/>
+              <w:bottom w:type="dxa" w:w="60"/>
+              <w:right w:type="dxa" w:w="100"/>
+            </w:tcMar>
+          </w:tcPr>
+          <w:p>
+            <w:pPr>
+              <w:spacing w:after="0" w:before="0"/>
+            </w:pPr>
+            <w:r>
+              <w:rPr>
+                <w:b/>
+                <w:bCs/>
+                <w:color w:val="0F2B3C"/>
+                <w:sz w:val="16"/>
+                <w:szCs w:val="16"/>
+              </w:rPr>
+              <w:t xml:space="preserve">CORE PROBLEM / GIVEN REPRESENTATION</w:t>
+            </w:r>
+          </w:p>
+        </w:tc>
+        <w:tc>
+          <w:tcPr>
+            <w:tcW w:type="dxa" w:w="3560"/>
+            <w:shd w:fill="EEF4F8" w:color="auto" w:val="clear"/>
+            <w:tcMar>
+              <w:top w:type="dxa" w:w="60"/>
+              <w:left w:type="dxa" w:w="100"/>
+              <w:bottom w:type="dxa" w:w="60"/>
+              <w:right w:type="dxa" w:w="100"/>
+            </w:tcMar>
+          </w:tcPr>
+          <w:p>
+            <w:pPr>
+              <w:spacing w:after="0" w:before="0"/>
+            </w:pPr>
+            <w:r>
+              <w:rPr>
+                <w:b/>
+                <w:bCs/>
+                <w:color w:val="0F2B3C"/>
+                <w:sz w:val="16"/>
+                <w:szCs w:val="16"/>
+              </w:rPr>
+              <w:t xml:space="preserve">WORKING SPACE / CALCULATION STEPS</w:t>
+            </w:r>
+          </w:p>
+        </w:tc>
+        <w:tc>
+          <w:tcPr>
+            <w:tcW w:type="dxa" w:w="3000"/>
+            <w:shd w:fill="FBF3E2" w:color="auto" w:val="clear"/>
+            <w:tcMar>
+              <w:top w:type="dxa" w:w="60"/>
+              <w:left w:type="dxa" w:w="100"/>
+              <w:bottom w:type="dxa" w:w="60"/>
+              <w:right w:type="dxa" w:w="100"/>
+            </w:tcMar>
+          </w:tcPr>
+          <w:p>
+            <w:pPr>
+              <w:spacing w:after="0" w:before="0"/>
+            </w:pPr>
+            <w:r>
+              <w:rPr>
+                <w:b/>
+                <w:bCs/>
+                <w:color w:val="7A5400"/>
+                <w:sz w:val="16"/>
+                <w:szCs w:val="16"/>
+              </w:rPr>
+              <w:t xml:space="preserve">EXPLAIN YOUR REASONING</w:t>
+            </w:r>
+          </w:p>
+        </w:tc>
+      </w:tr>
+      <w:tr>
+        <w:trPr>
+          <w:cantSplit/>
+        </w:trPr>
+        <w:tc>
+          <w:tcPr>
+            <w:tcW w:type="dxa" w:w="2800"/>
+            <w:tcMar>
+              <w:top w:type="dxa" w:w="80"/>
+              <w:left w:type="dxa" w:w="100"/>
+              <w:bottom w:type="dxa" w:w="80"/>
+              <w:right w:type="dxa" w:w="100"/>
+            </w:tcMar>
+            <w:vAlign w:val="top"/>
+          </w:tcPr>
+          <w:p>
+            <w:pPr>
+              <w:spacing w:after="40" w:before="0"/>
+            </w:pPr>
+            <w:r>
+              <w:rPr>
+                <w:b/>
+                <w:bCs/>
+                <w:color w:val="0F2B3C"/>
+                <w:sz w:val="20"/>
+                <w:szCs w:val="20"/>
+              </w:rPr>
+              <w:t xml:space="preserve">1.  What is 80 − 1.5?</w:t>
+            </w:r>
+          </w:p>
+          <w:p>
+            <w:pPr>
+              <w:spacing w:after="40" w:before="0"/>
+            </w:pPr>
+            <w:r>
+              <w:rPr>
+                <w:i/>
+                <w:iCs/>
+                <w:color w:val="3F4D5C"/>
+                <w:sz w:val="20"/>
+                <w:szCs w:val="20"/>
+              </w:rPr>
+              <w:t xml:space="preserve">A. ¿Cuánto es 80 − 1.5?</w:t>
+            </w:r>
+          </w:p>
+        </w:tc>
+        <w:tc>
+          <w:tcPr>
+            <w:tcW w:type="dxa" w:w="3560"/>
+            <w:tcMar>
+              <w:top w:type="dxa" w:w="80"/>
+              <w:left w:type="dxa" w:w="100"/>
+              <w:bottom w:type="dxa" w:w="80"/>
+              <w:right w:type="dxa" w:w="100"/>
+            </w:tcMar>
+            <w:vAlign w:val="top"/>
+          </w:tcPr>
+          <w:p>
+            <w:pPr>
+              <w:spacing w:after="50" w:before="0"/>
+            </w:pPr>
+            <w:r>
+              <w:rPr>
+                <w:color w:val="BBBBBB"/>
+                <w:sz w:val="18"/>
+                <w:szCs w:val="18"/>
+              </w:rPr>
+              <w:t xml:space="preserve">____________________________</w:t>
+            </w:r>
+          </w:p>
+          <w:p>
+            <w:pPr>
+              <w:spacing w:after="50" w:before="0"/>
+            </w:pPr>
+            <w:r>
+              <w:rPr>
+                <w:color w:val="BBBBBB"/>
+                <w:sz w:val="18"/>
+                <w:szCs w:val="18"/>
+              </w:rPr>
+              <w:t xml:space="preserve">____________________________</w:t>
+            </w:r>
+          </w:p>
+          <w:p>
+            <w:pPr>
+              <w:spacing w:after="50" w:before="0"/>
+            </w:pPr>
+            <w:r>
+              <w:rPr>
+                <w:color w:val="BBBBBB"/>
+                <w:sz w:val="18"/>
+                <w:szCs w:val="18"/>
+              </w:rPr>
+              <w:t xml:space="preserve">____________________________</w:t>
+            </w:r>
+          </w:p>
+          <w:p>
+            <w:pPr>
+              <w:spacing w:after="50" w:before="0"/>
+            </w:pPr>
+            <w:r>
+              <w:rPr>
+                <w:color w:val="BBBBBB"/>
+                <w:sz w:val="18"/>
+                <w:szCs w:val="18"/>
+              </w:rPr>
+              <w:t xml:space="preserve">____________________________</w:t>
+            </w:r>
+          </w:p>
+        </w:tc>
+        <w:tc>
+          <w:tcPr>
+            <w:tcW w:type="dxa" w:w="3000"/>
+            <w:shd w:fill="FBF3E2" w:color="auto" w:val="clear"/>
+            <w:tcMar>
+              <w:top w:type="dxa" w:w="80"/>
+              <w:left w:type="dxa" w:w="100"/>
+              <w:bottom w:type="dxa" w:w="80"/>
+              <w:right w:type="dxa" w:w="100"/>
+            </w:tcMar>
+            <w:vAlign w:val="top"/>
+          </w:tcPr>
+          <w:p>
+            <w:pPr>
+              <w:spacing w:after="30" w:before="0"/>
+            </w:pPr>
+            <w:r>
+              <w:rPr>
+                <w:b/>
+                <w:bCs/>
+                <w:color w:val="0F2B3C"/>
+                <w:sz w:val="18"/>
+                <w:szCs w:val="18"/>
+              </w:rPr>
+              <w:t xml:space="preserve">Because... ________________</w:t>
+            </w:r>
+          </w:p>
+          <w:p>
+            <w:pPr>
+              <w:spacing w:after="50" w:before="0"/>
+            </w:pPr>
+            <w:r>
+              <w:rPr>
+                <w:color w:val="BBBBBB"/>
+                <w:sz w:val="18"/>
+                <w:szCs w:val="18"/>
+              </w:rPr>
+              <w:t xml:space="preserve">____________________________</w:t>
+            </w:r>
+          </w:p>
+          <w:p>
+            <w:pPr>
+              <w:spacing w:after="30" w:before="40"/>
+            </w:pPr>
+            <w:r>
+              <w:rPr>
+                <w:b/>
+                <w:bCs/>
+                <w:color w:val="1A6FB5"/>
+                <w:sz w:val="18"/>
+                <w:szCs w:val="18"/>
+              </w:rPr>
+              <w:t xml:space="preserve">Although... _______________</w:t>
+            </w:r>
+          </w:p>
+          <w:p>
+            <w:pPr>
+              <w:spacing w:after="50" w:before="0"/>
+            </w:pPr>
+            <w:r>
+              <w:rPr>
+                <w:color w:val="BBBBBB"/>
+                <w:sz w:val="18"/>
+                <w:szCs w:val="18"/>
+              </w:rPr>
+              <w:t xml:space="preserve">____________________________</w:t>
+            </w:r>
+          </w:p>
+          <w:p>
+            <w:pPr>
+              <w:spacing w:after="30" w:before="40"/>
+            </w:pPr>
+            <w:r>
+              <w:rPr>
+                <w:b/>
+                <w:bCs/>
+                <w:color w:val="7A5400"/>
+                <w:sz w:val="18"/>
+                <w:szCs w:val="18"/>
+              </w:rPr>
+              <w:t xml:space="preserve">Therefore... ______________</w:t>
+            </w:r>
+          </w:p>
+          <w:p>
+            <w:pPr>
+              <w:spacing w:after="50" w:before="0"/>
+            </w:pPr>
+            <w:r>
+              <w:rPr>
+                <w:color w:val="BBBBBB"/>
+                <w:sz w:val="18"/>
+                <w:szCs w:val="18"/>
+              </w:rPr>
+              <w:t xml:space="preserve">____________________________</w:t>
+            </w:r>
+          </w:p>
+        </w:tc>
+      </w:tr>
+    </w:tbl>
     <w:p>
       <w:pPr>
         <w:spacing w:after="60" w:before="0"/>
       </w:pPr>
       <w:r>
-        <w:rPr>
-          <w:i/>
-          <w:iCs/>
-          <w:color w:val="3F4D5C"/>
-          <w:sz w:val="20"/>
-          <w:szCs w:val="20"/>
-        </w:rPr>
-        <w:t xml:space="preserve">A. ¿Cuánto es 80 − 1.5?</w:t>
-      </w:r>
-    </w:p>
-    <w:p>
-      <w:pPr>
-        <w:spacing w:after="80" w:before="0"/>
-      </w:pPr>
-      <w:r>
-        <w:rPr>
-          <w:color w:val="BBBBBB"/>
-        </w:rPr>
-        <w:t xml:space="preserve">____________________________________________________</w:t>
-      </w:r>
-    </w:p>
-    <w:p>
-      <w:pPr>
-        <w:spacing w:after="40" w:before="0"/>
-      </w:pPr>
-      <w:r>
-        <w:rPr>
-          <w:sz w:val="22"/>
-          <w:szCs w:val="22"/>
-        </w:rPr>
-        <w:t xml:space="preserve">2.  Which sum is equal to 78.5?</w:t>
-      </w:r>
-    </w:p>
+        <w:t xml:space="preserve"/>
+      </w:r>
+    </w:p>
+    <w:tbl>
+      <w:tblPr>
+        <w:tblW w:type="dxa" w:w="9360"/>
+        <w:tblBorders>
+          <w:top w:val="single" w:color="C7D2DD" w:sz="6"/>
+          <w:left w:val="single" w:color="C7D2DD" w:sz="6"/>
+          <w:bottom w:val="single" w:color="C7D2DD" w:sz="6"/>
+          <w:right w:val="single" w:color="C7D2DD" w:sz="6"/>
+          <w:insideH w:val="single" w:color="C7D2DD" w:sz="6"/>
+          <w:insideV w:val="single" w:color="C7D2DD" w:sz="6"/>
+        </w:tblBorders>
+      </w:tblPr>
+      <w:tblGrid>
+        <w:gridCol w:w="2800"/>
+        <w:gridCol w:w="3560"/>
+        <w:gridCol w:w="3000"/>
+      </w:tblGrid>
+      <w:tr>
+        <w:trPr>
+          <w:cantSplit/>
+          <w:tblHeader/>
+        </w:trPr>
+        <w:tc>
+          <w:tcPr>
+            <w:tcW w:type="dxa" w:w="2800"/>
+            <w:shd w:fill="EEF4F8" w:color="auto" w:val="clear"/>
+            <w:tcMar>
+              <w:top w:type="dxa" w:w="60"/>
+              <w:left w:type="dxa" w:w="100"/>
+              <w:bottom w:type="dxa" w:w="60"/>
+              <w:right w:type="dxa" w:w="100"/>
+            </w:tcMar>
+          </w:tcPr>
+          <w:p>
+            <w:pPr>
+              <w:spacing w:after="0" w:before="0"/>
+            </w:pPr>
+            <w:r>
+              <w:rPr>
+                <w:b/>
+                <w:bCs/>
+                <w:color w:val="0F2B3C"/>
+                <w:sz w:val="16"/>
+                <w:szCs w:val="16"/>
+              </w:rPr>
+              <w:t xml:space="preserve">CORE PROBLEM / GIVEN REPRESENTATION</w:t>
+            </w:r>
+          </w:p>
+        </w:tc>
+        <w:tc>
+          <w:tcPr>
+            <w:tcW w:type="dxa" w:w="3560"/>
+            <w:shd w:fill="EEF4F8" w:color="auto" w:val="clear"/>
+            <w:tcMar>
+              <w:top w:type="dxa" w:w="60"/>
+              <w:left w:type="dxa" w:w="100"/>
+              <w:bottom w:type="dxa" w:w="60"/>
+              <w:right w:type="dxa" w:w="100"/>
+            </w:tcMar>
+          </w:tcPr>
+          <w:p>
+            <w:pPr>
+              <w:spacing w:after="0" w:before="0"/>
+            </w:pPr>
+            <w:r>
+              <w:rPr>
+                <w:b/>
+                <w:bCs/>
+                <w:color w:val="0F2B3C"/>
+                <w:sz w:val="16"/>
+                <w:szCs w:val="16"/>
+              </w:rPr>
+              <w:t xml:space="preserve">WORKING SPACE / CALCULATION STEPS</w:t>
+            </w:r>
+          </w:p>
+        </w:tc>
+        <w:tc>
+          <w:tcPr>
+            <w:tcW w:type="dxa" w:w="3000"/>
+            <w:shd w:fill="FBF3E2" w:color="auto" w:val="clear"/>
+            <w:tcMar>
+              <w:top w:type="dxa" w:w="60"/>
+              <w:left w:type="dxa" w:w="100"/>
+              <w:bottom w:type="dxa" w:w="60"/>
+              <w:right w:type="dxa" w:w="100"/>
+            </w:tcMar>
+          </w:tcPr>
+          <w:p>
+            <w:pPr>
+              <w:spacing w:after="0" w:before="0"/>
+            </w:pPr>
+            <w:r>
+              <w:rPr>
+                <w:b/>
+                <w:bCs/>
+                <w:color w:val="7A5400"/>
+                <w:sz w:val="16"/>
+                <w:szCs w:val="16"/>
+              </w:rPr>
+              <w:t xml:space="preserve">EXPLAIN YOUR REASONING</w:t>
+            </w:r>
+          </w:p>
+        </w:tc>
+      </w:tr>
+      <w:tr>
+        <w:trPr>
+          <w:cantSplit/>
+        </w:trPr>
+        <w:tc>
+          <w:tcPr>
+            <w:tcW w:type="dxa" w:w="2800"/>
+            <w:tcMar>
+              <w:top w:type="dxa" w:w="80"/>
+              <w:left w:type="dxa" w:w="100"/>
+              <w:bottom w:type="dxa" w:w="80"/>
+              <w:right w:type="dxa" w:w="100"/>
+            </w:tcMar>
+            <w:vAlign w:val="top"/>
+          </w:tcPr>
+          <w:p>
+            <w:pPr>
+              <w:spacing w:after="40" w:before="0"/>
+            </w:pPr>
+            <w:r>
+              <w:rPr>
+                <w:b/>
+                <w:bCs/>
+                <w:color w:val="0F2B3C"/>
+                <w:sz w:val="20"/>
+                <w:szCs w:val="20"/>
+              </w:rPr>
+              <w:t xml:space="preserve">2.  Which sum is equal to 78.5?</w:t>
+            </w:r>
+          </w:p>
+          <w:p>
+            <w:pPr>
+              <w:spacing w:after="40" w:before="0"/>
+            </w:pPr>
+            <w:r>
+              <w:rPr>
+                <w:i/>
+                <w:iCs/>
+                <w:color w:val="3F4D5C"/>
+                <w:sz w:val="20"/>
+                <w:szCs w:val="20"/>
+              </w:rPr>
+              <w:t xml:space="preserve">B. ¿Qué suma es igual a 78.5?</w:t>
+            </w:r>
+          </w:p>
+          <w:p>
+            <w:pPr>
+              <w:spacing w:after="0" w:before="0"/>
+            </w:pPr>
+            <w:r>
+              <w:rPr>
+                <w:color w:val="5E6E7E"/>
+                <w:sz w:val="18"/>
+                <w:szCs w:val="18"/>
+              </w:rPr>
+              <w:t xml:space="preserve">Choices: 7 + 8.5   /   70 + 8.5   /   70 + 8.05   /   78 + 5</w:t>
+            </w:r>
+          </w:p>
+        </w:tc>
+        <w:tc>
+          <w:tcPr>
+            <w:tcW w:type="dxa" w:w="3560"/>
+            <w:tcMar>
+              <w:top w:type="dxa" w:w="80"/>
+              <w:left w:type="dxa" w:w="100"/>
+              <w:bottom w:type="dxa" w:w="80"/>
+              <w:right w:type="dxa" w:w="100"/>
+            </w:tcMar>
+            <w:vAlign w:val="top"/>
+          </w:tcPr>
+          <w:p>
+            <w:pPr>
+              <w:spacing w:after="50" w:before="0"/>
+            </w:pPr>
+            <w:r>
+              <w:rPr>
+                <w:color w:val="BBBBBB"/>
+                <w:sz w:val="18"/>
+                <w:szCs w:val="18"/>
+              </w:rPr>
+              <w:t xml:space="preserve">____________________________</w:t>
+            </w:r>
+          </w:p>
+          <w:p>
+            <w:pPr>
+              <w:spacing w:after="50" w:before="0"/>
+            </w:pPr>
+            <w:r>
+              <w:rPr>
+                <w:color w:val="BBBBBB"/>
+                <w:sz w:val="18"/>
+                <w:szCs w:val="18"/>
+              </w:rPr>
+              <w:t xml:space="preserve">____________________________</w:t>
+            </w:r>
+          </w:p>
+          <w:p>
+            <w:pPr>
+              <w:spacing w:after="50" w:before="0"/>
+            </w:pPr>
+            <w:r>
+              <w:rPr>
+                <w:color w:val="BBBBBB"/>
+                <w:sz w:val="18"/>
+                <w:szCs w:val="18"/>
+              </w:rPr>
+              <w:t xml:space="preserve">____________________________</w:t>
+            </w:r>
+          </w:p>
+          <w:p>
+            <w:pPr>
+              <w:spacing w:after="50" w:before="0"/>
+            </w:pPr>
+            <w:r>
+              <w:rPr>
+                <w:color w:val="BBBBBB"/>
+                <w:sz w:val="18"/>
+                <w:szCs w:val="18"/>
+              </w:rPr>
+              <w:t xml:space="preserve">____________________________</w:t>
+            </w:r>
+          </w:p>
+        </w:tc>
+        <w:tc>
+          <w:tcPr>
+            <w:tcW w:type="dxa" w:w="3000"/>
+            <w:shd w:fill="FBF3E2" w:color="auto" w:val="clear"/>
+            <w:tcMar>
+              <w:top w:type="dxa" w:w="80"/>
+              <w:left w:type="dxa" w:w="100"/>
+              <w:bottom w:type="dxa" w:w="80"/>
+              <w:right w:type="dxa" w:w="100"/>
+            </w:tcMar>
+            <w:vAlign w:val="top"/>
+          </w:tcPr>
+          <w:p>
+            <w:pPr>
+              <w:spacing w:after="30" w:before="0"/>
+            </w:pPr>
+            <w:r>
+              <w:rPr>
+                <w:b/>
+                <w:bCs/>
+                <w:color w:val="0F2B3C"/>
+                <w:sz w:val="18"/>
+                <w:szCs w:val="18"/>
+              </w:rPr>
+              <w:t xml:space="preserve">Because... ________________</w:t>
+            </w:r>
+          </w:p>
+          <w:p>
+            <w:pPr>
+              <w:spacing w:after="50" w:before="0"/>
+            </w:pPr>
+            <w:r>
+              <w:rPr>
+                <w:color w:val="BBBBBB"/>
+                <w:sz w:val="18"/>
+                <w:szCs w:val="18"/>
+              </w:rPr>
+              <w:t xml:space="preserve">____________________________</w:t>
+            </w:r>
+          </w:p>
+          <w:p>
+            <w:pPr>
+              <w:spacing w:after="30" w:before="40"/>
+            </w:pPr>
+            <w:r>
+              <w:rPr>
+                <w:b/>
+                <w:bCs/>
+                <w:color w:val="1A6FB5"/>
+                <w:sz w:val="18"/>
+                <w:szCs w:val="18"/>
+              </w:rPr>
+              <w:t xml:space="preserve">Although... _______________</w:t>
+            </w:r>
+          </w:p>
+          <w:p>
+            <w:pPr>
+              <w:spacing w:after="50" w:before="0"/>
+            </w:pPr>
+            <w:r>
+              <w:rPr>
+                <w:color w:val="BBBBBB"/>
+                <w:sz w:val="18"/>
+                <w:szCs w:val="18"/>
+              </w:rPr>
+              <w:t xml:space="preserve">____________________________</w:t>
+            </w:r>
+          </w:p>
+          <w:p>
+            <w:pPr>
+              <w:spacing w:after="30" w:before="40"/>
+            </w:pPr>
+            <w:r>
+              <w:rPr>
+                <w:b/>
+                <w:bCs/>
+                <w:color w:val="7A5400"/>
+                <w:sz w:val="18"/>
+                <w:szCs w:val="18"/>
+              </w:rPr>
+              <w:t xml:space="preserve">Therefore... ______________</w:t>
+            </w:r>
+          </w:p>
+          <w:p>
+            <w:pPr>
+              <w:spacing w:after="50" w:before="0"/>
+            </w:pPr>
+            <w:r>
+              <w:rPr>
+                <w:color w:val="BBBBBB"/>
+                <w:sz w:val="18"/>
+                <w:szCs w:val="18"/>
+              </w:rPr>
+              <w:t xml:space="preserve">____________________________</w:t>
+            </w:r>
+          </w:p>
+        </w:tc>
+      </w:tr>
+    </w:tbl>
     <w:p>
       <w:pPr>
         <w:spacing w:after="60" w:before="0"/>
       </w:pPr>
       <w:r>
-        <w:rPr>
-          <w:i/>
-          <w:iCs/>
-          <w:color w:val="3F4D5C"/>
-          <w:sz w:val="20"/>
-          <w:szCs w:val="20"/>
-        </w:rPr>
-        <w:t xml:space="preserve">B. ¿Qué suma es igual a 78.5?</w:t>
-      </w:r>
-    </w:p>
-    <w:p>
-      <w:pPr>
-        <w:spacing w:after="40" w:before="0"/>
-      </w:pPr>
-      <w:r>
-        <w:rPr>
-          <w:color w:val="5E6E7E"/>
-          <w:sz w:val="20"/>
-          <w:szCs w:val="20"/>
-        </w:rPr>
-        <w:t xml:space="preserve">     choices: 7 + 8.5   /   70 + 8.5   /   70 + 8.05   /   78 + 5</w:t>
-      </w:r>
-    </w:p>
-    <w:p>
-      <w:pPr>
-        <w:spacing w:after="80" w:before="0"/>
-      </w:pPr>
-      <w:r>
-        <w:rPr>
-          <w:color w:val="BBBBBB"/>
-        </w:rPr>
-        <w:t xml:space="preserve">____________________________________________________</w:t>
-      </w:r>
-    </w:p>
-    <w:p>
-      <w:pPr>
-        <w:spacing w:after="40" w:before="0"/>
-      </w:pPr>
-      <w:r>
-        <w:rPr>
-          <w:sz w:val="22"/>
-          <w:szCs w:val="22"/>
-        </w:rPr>
-        <w:t xml:space="preserve">3.  Round 78 to the nearest ten.</w:t>
-      </w:r>
-    </w:p>
+        <w:t xml:space="preserve"/>
+      </w:r>
+    </w:p>
+    <w:tbl>
+      <w:tblPr>
+        <w:tblW w:type="dxa" w:w="9360"/>
+        <w:tblBorders>
+          <w:top w:val="single" w:color="C7D2DD" w:sz="6"/>
+          <w:left w:val="single" w:color="C7D2DD" w:sz="6"/>
+          <w:bottom w:val="single" w:color="C7D2DD" w:sz="6"/>
+          <w:right w:val="single" w:color="C7D2DD" w:sz="6"/>
+          <w:insideH w:val="single" w:color="C7D2DD" w:sz="6"/>
+          <w:insideV w:val="single" w:color="C7D2DD" w:sz="6"/>
+        </w:tblBorders>
+      </w:tblPr>
+      <w:tblGrid>
+        <w:gridCol w:w="2800"/>
+        <w:gridCol w:w="3560"/>
+        <w:gridCol w:w="3000"/>
+      </w:tblGrid>
+      <w:tr>
+        <w:trPr>
+          <w:cantSplit/>
+          <w:tblHeader/>
+        </w:trPr>
+        <w:tc>
+          <w:tcPr>
+            <w:tcW w:type="dxa" w:w="2800"/>
+            <w:shd w:fill="EEF4F8" w:color="auto" w:val="clear"/>
+            <w:tcMar>
+              <w:top w:type="dxa" w:w="60"/>
+              <w:left w:type="dxa" w:w="100"/>
+              <w:bottom w:type="dxa" w:w="60"/>
+              <w:right w:type="dxa" w:w="100"/>
+            </w:tcMar>
+          </w:tcPr>
+          <w:p>
+            <w:pPr>
+              <w:spacing w:after="0" w:before="0"/>
+            </w:pPr>
+            <w:r>
+              <w:rPr>
+                <w:b/>
+                <w:bCs/>
+                <w:color w:val="0F2B3C"/>
+                <w:sz w:val="16"/>
+                <w:szCs w:val="16"/>
+              </w:rPr>
+              <w:t xml:space="preserve">CORE PROBLEM / GIVEN REPRESENTATION</w:t>
+            </w:r>
+          </w:p>
+        </w:tc>
+        <w:tc>
+          <w:tcPr>
+            <w:tcW w:type="dxa" w:w="3560"/>
+            <w:shd w:fill="EEF4F8" w:color="auto" w:val="clear"/>
+            <w:tcMar>
+              <w:top w:type="dxa" w:w="60"/>
+              <w:left w:type="dxa" w:w="100"/>
+              <w:bottom w:type="dxa" w:w="60"/>
+              <w:right w:type="dxa" w:w="100"/>
+            </w:tcMar>
+          </w:tcPr>
+          <w:p>
+            <w:pPr>
+              <w:spacing w:after="0" w:before="0"/>
+            </w:pPr>
+            <w:r>
+              <w:rPr>
+                <w:b/>
+                <w:bCs/>
+                <w:color w:val="0F2B3C"/>
+                <w:sz w:val="16"/>
+                <w:szCs w:val="16"/>
+              </w:rPr>
+              <w:t xml:space="preserve">WORKING SPACE / CALCULATION STEPS</w:t>
+            </w:r>
+          </w:p>
+        </w:tc>
+        <w:tc>
+          <w:tcPr>
+            <w:tcW w:type="dxa" w:w="3000"/>
+            <w:shd w:fill="FBF3E2" w:color="auto" w:val="clear"/>
+            <w:tcMar>
+              <w:top w:type="dxa" w:w="60"/>
+              <w:left w:type="dxa" w:w="100"/>
+              <w:bottom w:type="dxa" w:w="60"/>
+              <w:right w:type="dxa" w:w="100"/>
+            </w:tcMar>
+          </w:tcPr>
+          <w:p>
+            <w:pPr>
+              <w:spacing w:after="0" w:before="0"/>
+            </w:pPr>
+            <w:r>
+              <w:rPr>
+                <w:b/>
+                <w:bCs/>
+                <w:color w:val="7A5400"/>
+                <w:sz w:val="16"/>
+                <w:szCs w:val="16"/>
+              </w:rPr>
+              <w:t xml:space="preserve">EXPLAIN YOUR REASONING</w:t>
+            </w:r>
+          </w:p>
+        </w:tc>
+      </w:tr>
+      <w:tr>
+        <w:trPr>
+          <w:cantSplit/>
+        </w:trPr>
+        <w:tc>
+          <w:tcPr>
+            <w:tcW w:type="dxa" w:w="2800"/>
+            <w:tcMar>
+              <w:top w:type="dxa" w:w="80"/>
+              <w:left w:type="dxa" w:w="100"/>
+              <w:bottom w:type="dxa" w:w="80"/>
+              <w:right w:type="dxa" w:w="100"/>
+            </w:tcMar>
+            <w:vAlign w:val="top"/>
+          </w:tcPr>
+          <w:p>
+            <w:pPr>
+              <w:spacing w:after="40" w:before="0"/>
+            </w:pPr>
+            <w:r>
+              <w:rPr>
+                <w:b/>
+                <w:bCs/>
+                <w:color w:val="0F2B3C"/>
+                <w:sz w:val="20"/>
+                <w:szCs w:val="20"/>
+              </w:rPr>
+              <w:t xml:space="preserve">3.  Round 78 to the nearest ten.</w:t>
+            </w:r>
+          </w:p>
+          <w:p>
+            <w:pPr>
+              <w:spacing w:after="40" w:before="0"/>
+            </w:pPr>
+            <w:r>
+              <w:rPr>
+                <w:i/>
+                <w:iCs/>
+                <w:color w:val="3F4D5C"/>
+                <w:sz w:val="20"/>
+                <w:szCs w:val="20"/>
+              </w:rPr>
+              <w:t xml:space="preserve">C. Redondea 78 a la decena más cercana.</w:t>
+            </w:r>
+          </w:p>
+        </w:tc>
+        <w:tc>
+          <w:tcPr>
+            <w:tcW w:type="dxa" w:w="3560"/>
+            <w:tcMar>
+              <w:top w:type="dxa" w:w="80"/>
+              <w:left w:type="dxa" w:w="100"/>
+              <w:bottom w:type="dxa" w:w="80"/>
+              <w:right w:type="dxa" w:w="100"/>
+            </w:tcMar>
+            <w:vAlign w:val="top"/>
+          </w:tcPr>
+          <w:p>
+            <w:pPr>
+              <w:spacing w:after="50" w:before="0"/>
+            </w:pPr>
+            <w:r>
+              <w:rPr>
+                <w:color w:val="BBBBBB"/>
+                <w:sz w:val="18"/>
+                <w:szCs w:val="18"/>
+              </w:rPr>
+              <w:t xml:space="preserve">____________________________</w:t>
+            </w:r>
+          </w:p>
+          <w:p>
+            <w:pPr>
+              <w:spacing w:after="50" w:before="0"/>
+            </w:pPr>
+            <w:r>
+              <w:rPr>
+                <w:color w:val="BBBBBB"/>
+                <w:sz w:val="18"/>
+                <w:szCs w:val="18"/>
+              </w:rPr>
+              <w:t xml:space="preserve">____________________________</w:t>
+            </w:r>
+          </w:p>
+          <w:p>
+            <w:pPr>
+              <w:spacing w:after="50" w:before="0"/>
+            </w:pPr>
+            <w:r>
+              <w:rPr>
+                <w:color w:val="BBBBBB"/>
+                <w:sz w:val="18"/>
+                <w:szCs w:val="18"/>
+              </w:rPr>
+              <w:t xml:space="preserve">____________________________</w:t>
+            </w:r>
+          </w:p>
+          <w:p>
+            <w:pPr>
+              <w:spacing w:after="50" w:before="0"/>
+            </w:pPr>
+            <w:r>
+              <w:rPr>
+                <w:color w:val="BBBBBB"/>
+                <w:sz w:val="18"/>
+                <w:szCs w:val="18"/>
+              </w:rPr>
+              <w:t xml:space="preserve">____________________________</w:t>
+            </w:r>
+          </w:p>
+        </w:tc>
+        <w:tc>
+          <w:tcPr>
+            <w:tcW w:type="dxa" w:w="3000"/>
+            <w:shd w:fill="FBF3E2" w:color="auto" w:val="clear"/>
+            <w:tcMar>
+              <w:top w:type="dxa" w:w="80"/>
+              <w:left w:type="dxa" w:w="100"/>
+              <w:bottom w:type="dxa" w:w="80"/>
+              <w:right w:type="dxa" w:w="100"/>
+            </w:tcMar>
+            <w:vAlign w:val="top"/>
+          </w:tcPr>
+          <w:p>
+            <w:pPr>
+              <w:spacing w:after="30" w:before="0"/>
+            </w:pPr>
+            <w:r>
+              <w:rPr>
+                <w:b/>
+                <w:bCs/>
+                <w:color w:val="0F2B3C"/>
+                <w:sz w:val="18"/>
+                <w:szCs w:val="18"/>
+              </w:rPr>
+              <w:t xml:space="preserve">Because... ________________</w:t>
+            </w:r>
+          </w:p>
+          <w:p>
+            <w:pPr>
+              <w:spacing w:after="50" w:before="0"/>
+            </w:pPr>
+            <w:r>
+              <w:rPr>
+                <w:color w:val="BBBBBB"/>
+                <w:sz w:val="18"/>
+                <w:szCs w:val="18"/>
+              </w:rPr>
+              <w:t xml:space="preserve">____________________________</w:t>
+            </w:r>
+          </w:p>
+          <w:p>
+            <w:pPr>
+              <w:spacing w:after="30" w:before="40"/>
+            </w:pPr>
+            <w:r>
+              <w:rPr>
+                <w:b/>
+                <w:bCs/>
+                <w:color w:val="1A6FB5"/>
+                <w:sz w:val="18"/>
+                <w:szCs w:val="18"/>
+              </w:rPr>
+              <w:t xml:space="preserve">Although... _______________</w:t>
+            </w:r>
+          </w:p>
+          <w:p>
+            <w:pPr>
+              <w:spacing w:after="50" w:before="0"/>
+            </w:pPr>
+            <w:r>
+              <w:rPr>
+                <w:color w:val="BBBBBB"/>
+                <w:sz w:val="18"/>
+                <w:szCs w:val="18"/>
+              </w:rPr>
+              <w:t xml:space="preserve">____________________________</w:t>
+            </w:r>
+          </w:p>
+          <w:p>
+            <w:pPr>
+              <w:spacing w:after="30" w:before="40"/>
+            </w:pPr>
+            <w:r>
+              <w:rPr>
+                <w:b/>
+                <w:bCs/>
+                <w:color w:val="7A5400"/>
+                <w:sz w:val="18"/>
+                <w:szCs w:val="18"/>
+              </w:rPr>
+              <w:t xml:space="preserve">Therefore... ______________</w:t>
+            </w:r>
+          </w:p>
+          <w:p>
+            <w:pPr>
+              <w:spacing w:after="50" w:before="0"/>
+            </w:pPr>
+            <w:r>
+              <w:rPr>
+                <w:color w:val="BBBBBB"/>
+                <w:sz w:val="18"/>
+                <w:szCs w:val="18"/>
+              </w:rPr>
+              <w:t xml:space="preserve">____________________________</w:t>
+            </w:r>
+          </w:p>
+        </w:tc>
+      </w:tr>
+    </w:tbl>
     <w:p>
       <w:pPr>
         <w:spacing w:after="60" w:before="0"/>
       </w:pPr>
       <w:r>
-        <w:rPr>
-          <w:i/>
-          <w:iCs/>
-          <w:color w:val="3F4D5C"/>
-          <w:sz w:val="20"/>
-          <w:szCs w:val="20"/>
-        </w:rPr>
-        <w:t xml:space="preserve">C. Redondea 78 a la decena más cercana.</w:t>
-      </w:r>
-    </w:p>
-    <w:p>
-      <w:pPr>
-        <w:spacing w:after="80" w:before="0"/>
-      </w:pPr>
-      <w:r>
-        <w:rPr>
-          <w:color w:val="BBBBBB"/>
-        </w:rPr>
-        <w:t xml:space="preserve">____________________________________________________</w:t>
-      </w:r>
-    </w:p>
-    <w:p>
-      <w:pPr>
-        <w:spacing w:after="40" w:before="0"/>
-      </w:pPr>
-      <w:r>
-        <w:rPr>
-          <w:sz w:val="22"/>
-          <w:szCs w:val="22"/>
-        </w:rPr>
-        <w:t xml:space="preserve">4.  What is 80 × 6?</w:t>
-      </w:r>
-    </w:p>
+        <w:t xml:space="preserve"/>
+      </w:r>
+    </w:p>
+    <w:tbl>
+      <w:tblPr>
+        <w:tblW w:type="dxa" w:w="9360"/>
+        <w:tblBorders>
+          <w:top w:val="single" w:color="C7D2DD" w:sz="6"/>
+          <w:left w:val="single" w:color="C7D2DD" w:sz="6"/>
+          <w:bottom w:val="single" w:color="C7D2DD" w:sz="6"/>
+          <w:right w:val="single" w:color="C7D2DD" w:sz="6"/>
+          <w:insideH w:val="single" w:color="C7D2DD" w:sz="6"/>
+          <w:insideV w:val="single" w:color="C7D2DD" w:sz="6"/>
+        </w:tblBorders>
+      </w:tblPr>
+      <w:tblGrid>
+        <w:gridCol w:w="2800"/>
+        <w:gridCol w:w="3560"/>
+        <w:gridCol w:w="3000"/>
+      </w:tblGrid>
+      <w:tr>
+        <w:trPr>
+          <w:cantSplit/>
+          <w:tblHeader/>
+        </w:trPr>
+        <w:tc>
+          <w:tcPr>
+            <w:tcW w:type="dxa" w:w="2800"/>
+            <w:shd w:fill="EEF4F8" w:color="auto" w:val="clear"/>
+            <w:tcMar>
+              <w:top w:type="dxa" w:w="60"/>
+              <w:left w:type="dxa" w:w="100"/>
+              <w:bottom w:type="dxa" w:w="60"/>
+              <w:right w:type="dxa" w:w="100"/>
+            </w:tcMar>
+          </w:tcPr>
+          <w:p>
+            <w:pPr>
+              <w:spacing w:after="0" w:before="0"/>
+            </w:pPr>
+            <w:r>
+              <w:rPr>
+                <w:b/>
+                <w:bCs/>
+                <w:color w:val="0F2B3C"/>
+                <w:sz w:val="16"/>
+                <w:szCs w:val="16"/>
+              </w:rPr>
+              <w:t xml:space="preserve">CORE PROBLEM / GIVEN REPRESENTATION</w:t>
+            </w:r>
+          </w:p>
+        </w:tc>
+        <w:tc>
+          <w:tcPr>
+            <w:tcW w:type="dxa" w:w="3560"/>
+            <w:shd w:fill="EEF4F8" w:color="auto" w:val="clear"/>
+            <w:tcMar>
+              <w:top w:type="dxa" w:w="60"/>
+              <w:left w:type="dxa" w:w="100"/>
+              <w:bottom w:type="dxa" w:w="60"/>
+              <w:right w:type="dxa" w:w="100"/>
+            </w:tcMar>
+          </w:tcPr>
+          <w:p>
+            <w:pPr>
+              <w:spacing w:after="0" w:before="0"/>
+            </w:pPr>
+            <w:r>
+              <w:rPr>
+                <w:b/>
+                <w:bCs/>
+                <w:color w:val="0F2B3C"/>
+                <w:sz w:val="16"/>
+                <w:szCs w:val="16"/>
+              </w:rPr>
+              <w:t xml:space="preserve">WORKING SPACE / CALCULATION STEPS</w:t>
+            </w:r>
+          </w:p>
+        </w:tc>
+        <w:tc>
+          <w:tcPr>
+            <w:tcW w:type="dxa" w:w="3000"/>
+            <w:shd w:fill="FBF3E2" w:color="auto" w:val="clear"/>
+            <w:tcMar>
+              <w:top w:type="dxa" w:w="60"/>
+              <w:left w:type="dxa" w:w="100"/>
+              <w:bottom w:type="dxa" w:w="60"/>
+              <w:right w:type="dxa" w:w="100"/>
+            </w:tcMar>
+          </w:tcPr>
+          <w:p>
+            <w:pPr>
+              <w:spacing w:after="0" w:before="0"/>
+            </w:pPr>
+            <w:r>
+              <w:rPr>
+                <w:b/>
+                <w:bCs/>
+                <w:color w:val="7A5400"/>
+                <w:sz w:val="16"/>
+                <w:szCs w:val="16"/>
+              </w:rPr>
+              <w:t xml:space="preserve">EXPLAIN YOUR REASONING</w:t>
+            </w:r>
+          </w:p>
+        </w:tc>
+      </w:tr>
+      <w:tr>
+        <w:trPr>
+          <w:cantSplit/>
+        </w:trPr>
+        <w:tc>
+          <w:tcPr>
+            <w:tcW w:type="dxa" w:w="2800"/>
+            <w:tcMar>
+              <w:top w:type="dxa" w:w="80"/>
+              <w:left w:type="dxa" w:w="100"/>
+              <w:bottom w:type="dxa" w:w="80"/>
+              <w:right w:type="dxa" w:w="100"/>
+            </w:tcMar>
+            <w:vAlign w:val="top"/>
+          </w:tcPr>
+          <w:p>
+            <w:pPr>
+              <w:spacing w:after="40" w:before="0"/>
+            </w:pPr>
+            <w:r>
+              <w:rPr>
+                <w:b/>
+                <w:bCs/>
+                <w:color w:val="0F2B3C"/>
+                <w:sz w:val="20"/>
+                <w:szCs w:val="20"/>
+              </w:rPr>
+              <w:t xml:space="preserve">4.  What is 80 × 6?</w:t>
+            </w:r>
+          </w:p>
+          <w:p>
+            <w:pPr>
+              <w:spacing w:after="40" w:before="0"/>
+            </w:pPr>
+            <w:r>
+              <w:rPr>
+                <w:i/>
+                <w:iCs/>
+                <w:color w:val="3F4D5C"/>
+                <w:sz w:val="20"/>
+                <w:szCs w:val="20"/>
+              </w:rPr>
+              <w:t xml:space="preserve">D. ¿Cuánto es 80 × 6?</w:t>
+            </w:r>
+          </w:p>
+        </w:tc>
+        <w:tc>
+          <w:tcPr>
+            <w:tcW w:type="dxa" w:w="3560"/>
+            <w:tcMar>
+              <w:top w:type="dxa" w:w="80"/>
+              <w:left w:type="dxa" w:w="100"/>
+              <w:bottom w:type="dxa" w:w="80"/>
+              <w:right w:type="dxa" w:w="100"/>
+            </w:tcMar>
+            <w:vAlign w:val="top"/>
+          </w:tcPr>
+          <w:p>
+            <w:pPr>
+              <w:spacing w:after="50" w:before="0"/>
+            </w:pPr>
+            <w:r>
+              <w:rPr>
+                <w:color w:val="BBBBBB"/>
+                <w:sz w:val="18"/>
+                <w:szCs w:val="18"/>
+              </w:rPr>
+              <w:t xml:space="preserve">____________________________</w:t>
+            </w:r>
+          </w:p>
+          <w:p>
+            <w:pPr>
+              <w:spacing w:after="50" w:before="0"/>
+            </w:pPr>
+            <w:r>
+              <w:rPr>
+                <w:color w:val="BBBBBB"/>
+                <w:sz w:val="18"/>
+                <w:szCs w:val="18"/>
+              </w:rPr>
+              <w:t xml:space="preserve">____________________________</w:t>
+            </w:r>
+          </w:p>
+          <w:p>
+            <w:pPr>
+              <w:spacing w:after="50" w:before="0"/>
+            </w:pPr>
+            <w:r>
+              <w:rPr>
+                <w:color w:val="BBBBBB"/>
+                <w:sz w:val="18"/>
+                <w:szCs w:val="18"/>
+              </w:rPr>
+              <w:t xml:space="preserve">____________________________</w:t>
+            </w:r>
+          </w:p>
+          <w:p>
+            <w:pPr>
+              <w:spacing w:after="50" w:before="0"/>
+            </w:pPr>
+            <w:r>
+              <w:rPr>
+                <w:color w:val="BBBBBB"/>
+                <w:sz w:val="18"/>
+                <w:szCs w:val="18"/>
+              </w:rPr>
+              <w:t xml:space="preserve">____________________________</w:t>
+            </w:r>
+          </w:p>
+        </w:tc>
+        <w:tc>
+          <w:tcPr>
+            <w:tcW w:type="dxa" w:w="3000"/>
+            <w:shd w:fill="FBF3E2" w:color="auto" w:val="clear"/>
+            <w:tcMar>
+              <w:top w:type="dxa" w:w="80"/>
+              <w:left w:type="dxa" w:w="100"/>
+              <w:bottom w:type="dxa" w:w="80"/>
+              <w:right w:type="dxa" w:w="100"/>
+            </w:tcMar>
+            <w:vAlign w:val="top"/>
+          </w:tcPr>
+          <w:p>
+            <w:pPr>
+              <w:spacing w:after="30" w:before="0"/>
+            </w:pPr>
+            <w:r>
+              <w:rPr>
+                <w:b/>
+                <w:bCs/>
+                <w:color w:val="0F2B3C"/>
+                <w:sz w:val="18"/>
+                <w:szCs w:val="18"/>
+              </w:rPr>
+              <w:t xml:space="preserve">Because... ________________</w:t>
+            </w:r>
+          </w:p>
+          <w:p>
+            <w:pPr>
+              <w:spacing w:after="50" w:before="0"/>
+            </w:pPr>
+            <w:r>
+              <w:rPr>
+                <w:color w:val="BBBBBB"/>
+                <w:sz w:val="18"/>
+                <w:szCs w:val="18"/>
+              </w:rPr>
+              <w:t xml:space="preserve">____________________________</w:t>
+            </w:r>
+          </w:p>
+          <w:p>
+            <w:pPr>
+              <w:spacing w:after="30" w:before="40"/>
+            </w:pPr>
+            <w:r>
+              <w:rPr>
+                <w:b/>
+                <w:bCs/>
+                <w:color w:val="1A6FB5"/>
+                <w:sz w:val="18"/>
+                <w:szCs w:val="18"/>
+              </w:rPr>
+              <w:t xml:space="preserve">Although... _______________</w:t>
+            </w:r>
+          </w:p>
+          <w:p>
+            <w:pPr>
+              <w:spacing w:after="50" w:before="0"/>
+            </w:pPr>
+            <w:r>
+              <w:rPr>
+                <w:color w:val="BBBBBB"/>
+                <w:sz w:val="18"/>
+                <w:szCs w:val="18"/>
+              </w:rPr>
+              <w:t xml:space="preserve">____________________________</w:t>
+            </w:r>
+          </w:p>
+          <w:p>
+            <w:pPr>
+              <w:spacing w:after="30" w:before="40"/>
+            </w:pPr>
+            <w:r>
+              <w:rPr>
+                <w:b/>
+                <w:bCs/>
+                <w:color w:val="7A5400"/>
+                <w:sz w:val="18"/>
+                <w:szCs w:val="18"/>
+              </w:rPr>
+              <w:t xml:space="preserve">Therefore... ______________</w:t>
+            </w:r>
+          </w:p>
+          <w:p>
+            <w:pPr>
+              <w:spacing w:after="50" w:before="0"/>
+            </w:pPr>
+            <w:r>
+              <w:rPr>
+                <w:color w:val="BBBBBB"/>
+                <w:sz w:val="18"/>
+                <w:szCs w:val="18"/>
+              </w:rPr>
+              <w:t xml:space="preserve">____________________________</w:t>
+            </w:r>
+          </w:p>
+        </w:tc>
+      </w:tr>
+    </w:tbl>
     <w:p>
       <w:pPr>
         <w:spacing w:after="60" w:before="0"/>
       </w:pPr>
       <w:r>
-        <w:rPr>
-          <w:i/>
-          <w:iCs/>
-          <w:color w:val="3F4D5C"/>
-          <w:sz w:val="20"/>
-          <w:szCs w:val="20"/>
-        </w:rPr>
-        <w:t xml:space="preserve">D. ¿Cuánto es 80 × 6?</w:t>
-      </w:r>
-    </w:p>
-    <w:p>
-      <w:pPr>
-        <w:spacing w:after="80" w:before="0"/>
-      </w:pPr>
-      <w:r>
-        <w:rPr>
-          <w:color w:val="BBBBBB"/>
-        </w:rPr>
-        <w:t xml:space="preserve">____________________________________________________</w:t>
+        <w:t xml:space="preserve"/>
       </w:r>
     </w:p>
     <w:p>
@@ -575,131 +3677,980 @@
         <w:t xml:space="preserve">Usa juntos los números fáciles y los decimales.</w:t>
       </w:r>
     </w:p>
-    <w:p>
-      <w:pPr>
-        <w:spacing w:after="40" w:before="0"/>
-      </w:pPr>
-      <w:r>
-        <w:rPr>
-          <w:sz w:val="22"/>
-          <w:szCs w:val="22"/>
-        </w:rPr>
-        <w:t xml:space="preserve">1.  What is 39.25 + 39.25?</w:t>
-      </w:r>
-    </w:p>
+    <w:tbl>
+      <w:tblPr>
+        <w:tblW w:type="dxa" w:w="9360"/>
+        <w:tblBorders>
+          <w:top w:val="single" w:color="C7D2DD" w:sz="6"/>
+          <w:left w:val="single" w:color="C7D2DD" w:sz="6"/>
+          <w:bottom w:val="single" w:color="C7D2DD" w:sz="6"/>
+          <w:right w:val="single" w:color="C7D2DD" w:sz="6"/>
+          <w:insideH w:val="single" w:color="C7D2DD" w:sz="6"/>
+          <w:insideV w:val="single" w:color="C7D2DD" w:sz="6"/>
+        </w:tblBorders>
+      </w:tblPr>
+      <w:tblGrid>
+        <w:gridCol w:w="2800"/>
+        <w:gridCol w:w="3560"/>
+        <w:gridCol w:w="3000"/>
+      </w:tblGrid>
+      <w:tr>
+        <w:trPr>
+          <w:cantSplit/>
+          <w:tblHeader/>
+        </w:trPr>
+        <w:tc>
+          <w:tcPr>
+            <w:tcW w:type="dxa" w:w="2800"/>
+            <w:shd w:fill="EEF4F8" w:color="auto" w:val="clear"/>
+            <w:tcMar>
+              <w:top w:type="dxa" w:w="60"/>
+              <w:left w:type="dxa" w:w="100"/>
+              <w:bottom w:type="dxa" w:w="60"/>
+              <w:right w:type="dxa" w:w="100"/>
+            </w:tcMar>
+          </w:tcPr>
+          <w:p>
+            <w:pPr>
+              <w:spacing w:after="0" w:before="0"/>
+            </w:pPr>
+            <w:r>
+              <w:rPr>
+                <w:b/>
+                <w:bCs/>
+                <w:color w:val="0F2B3C"/>
+                <w:sz w:val="16"/>
+                <w:szCs w:val="16"/>
+              </w:rPr>
+              <w:t xml:space="preserve">CORE PROBLEM / GIVEN REPRESENTATION</w:t>
+            </w:r>
+          </w:p>
+        </w:tc>
+        <w:tc>
+          <w:tcPr>
+            <w:tcW w:type="dxa" w:w="3560"/>
+            <w:shd w:fill="EEF4F8" w:color="auto" w:val="clear"/>
+            <w:tcMar>
+              <w:top w:type="dxa" w:w="60"/>
+              <w:left w:type="dxa" w:w="100"/>
+              <w:bottom w:type="dxa" w:w="60"/>
+              <w:right w:type="dxa" w:w="100"/>
+            </w:tcMar>
+          </w:tcPr>
+          <w:p>
+            <w:pPr>
+              <w:spacing w:after="0" w:before="0"/>
+            </w:pPr>
+            <w:r>
+              <w:rPr>
+                <w:b/>
+                <w:bCs/>
+                <w:color w:val="0F2B3C"/>
+                <w:sz w:val="16"/>
+                <w:szCs w:val="16"/>
+              </w:rPr>
+              <w:t xml:space="preserve">WORKING SPACE / CALCULATION STEPS</w:t>
+            </w:r>
+          </w:p>
+        </w:tc>
+        <w:tc>
+          <w:tcPr>
+            <w:tcW w:type="dxa" w:w="3000"/>
+            <w:shd w:fill="FBF3E2" w:color="auto" w:val="clear"/>
+            <w:tcMar>
+              <w:top w:type="dxa" w:w="60"/>
+              <w:left w:type="dxa" w:w="100"/>
+              <w:bottom w:type="dxa" w:w="60"/>
+              <w:right w:type="dxa" w:w="100"/>
+            </w:tcMar>
+          </w:tcPr>
+          <w:p>
+            <w:pPr>
+              <w:spacing w:after="0" w:before="0"/>
+            </w:pPr>
+            <w:r>
+              <w:rPr>
+                <w:b/>
+                <w:bCs/>
+                <w:color w:val="7A5400"/>
+                <w:sz w:val="16"/>
+                <w:szCs w:val="16"/>
+              </w:rPr>
+              <w:t xml:space="preserve">EXPLAIN YOUR REASONING</w:t>
+            </w:r>
+          </w:p>
+        </w:tc>
+      </w:tr>
+      <w:tr>
+        <w:trPr>
+          <w:cantSplit/>
+        </w:trPr>
+        <w:tc>
+          <w:tcPr>
+            <w:tcW w:type="dxa" w:w="2800"/>
+            <w:tcMar>
+              <w:top w:type="dxa" w:w="80"/>
+              <w:left w:type="dxa" w:w="100"/>
+              <w:bottom w:type="dxa" w:w="80"/>
+              <w:right w:type="dxa" w:w="100"/>
+            </w:tcMar>
+            <w:vAlign w:val="top"/>
+          </w:tcPr>
+          <w:p>
+            <w:pPr>
+              <w:spacing w:after="40" w:before="0"/>
+            </w:pPr>
+            <w:r>
+              <w:rPr>
+                <w:b/>
+                <w:bCs/>
+                <w:color w:val="0F2B3C"/>
+                <w:sz w:val="20"/>
+                <w:szCs w:val="20"/>
+              </w:rPr>
+              <w:t xml:space="preserve">1.  What is 39.25 + 39.25?</w:t>
+            </w:r>
+          </w:p>
+          <w:p>
+            <w:pPr>
+              <w:spacing w:after="40" w:before="0"/>
+            </w:pPr>
+            <w:r>
+              <w:rPr>
+                <w:i/>
+                <w:iCs/>
+                <w:color w:val="3F4D5C"/>
+                <w:sz w:val="20"/>
+                <w:szCs w:val="20"/>
+              </w:rPr>
+              <w:t xml:space="preserve">A. ¿Cuánto es 39.25 + 39.25?</w:t>
+            </w:r>
+          </w:p>
+        </w:tc>
+        <w:tc>
+          <w:tcPr>
+            <w:tcW w:type="dxa" w:w="3560"/>
+            <w:tcMar>
+              <w:top w:type="dxa" w:w="80"/>
+              <w:left w:type="dxa" w:w="100"/>
+              <w:bottom w:type="dxa" w:w="80"/>
+              <w:right w:type="dxa" w:w="100"/>
+            </w:tcMar>
+            <w:vAlign w:val="top"/>
+          </w:tcPr>
+          <w:p>
+            <w:pPr>
+              <w:spacing w:after="50" w:before="0"/>
+            </w:pPr>
+            <w:r>
+              <w:rPr>
+                <w:color w:val="BBBBBB"/>
+                <w:sz w:val="18"/>
+                <w:szCs w:val="18"/>
+              </w:rPr>
+              <w:t xml:space="preserve">____________________________</w:t>
+            </w:r>
+          </w:p>
+          <w:p>
+            <w:pPr>
+              <w:spacing w:after="50" w:before="0"/>
+            </w:pPr>
+            <w:r>
+              <w:rPr>
+                <w:color w:val="BBBBBB"/>
+                <w:sz w:val="18"/>
+                <w:szCs w:val="18"/>
+              </w:rPr>
+              <w:t xml:space="preserve">____________________________</w:t>
+            </w:r>
+          </w:p>
+          <w:p>
+            <w:pPr>
+              <w:spacing w:after="50" w:before="0"/>
+            </w:pPr>
+            <w:r>
+              <w:rPr>
+                <w:color w:val="BBBBBB"/>
+                <w:sz w:val="18"/>
+                <w:szCs w:val="18"/>
+              </w:rPr>
+              <w:t xml:space="preserve">____________________________</w:t>
+            </w:r>
+          </w:p>
+          <w:p>
+            <w:pPr>
+              <w:spacing w:after="50" w:before="0"/>
+            </w:pPr>
+            <w:r>
+              <w:rPr>
+                <w:color w:val="BBBBBB"/>
+                <w:sz w:val="18"/>
+                <w:szCs w:val="18"/>
+              </w:rPr>
+              <w:t xml:space="preserve">____________________________</w:t>
+            </w:r>
+          </w:p>
+        </w:tc>
+        <w:tc>
+          <w:tcPr>
+            <w:tcW w:type="dxa" w:w="3000"/>
+            <w:shd w:fill="FBF3E2" w:color="auto" w:val="clear"/>
+            <w:tcMar>
+              <w:top w:type="dxa" w:w="80"/>
+              <w:left w:type="dxa" w:w="100"/>
+              <w:bottom w:type="dxa" w:w="80"/>
+              <w:right w:type="dxa" w:w="100"/>
+            </w:tcMar>
+            <w:vAlign w:val="top"/>
+          </w:tcPr>
+          <w:p>
+            <w:pPr>
+              <w:spacing w:after="30" w:before="0"/>
+            </w:pPr>
+            <w:r>
+              <w:rPr>
+                <w:b/>
+                <w:bCs/>
+                <w:color w:val="0F2B3C"/>
+                <w:sz w:val="18"/>
+                <w:szCs w:val="18"/>
+              </w:rPr>
+              <w:t xml:space="preserve">Because... ________________</w:t>
+            </w:r>
+          </w:p>
+          <w:p>
+            <w:pPr>
+              <w:spacing w:after="50" w:before="0"/>
+            </w:pPr>
+            <w:r>
+              <w:rPr>
+                <w:color w:val="BBBBBB"/>
+                <w:sz w:val="18"/>
+                <w:szCs w:val="18"/>
+              </w:rPr>
+              <w:t xml:space="preserve">____________________________</w:t>
+            </w:r>
+          </w:p>
+          <w:p>
+            <w:pPr>
+              <w:spacing w:after="30" w:before="40"/>
+            </w:pPr>
+            <w:r>
+              <w:rPr>
+                <w:b/>
+                <w:bCs/>
+                <w:color w:val="1A6FB5"/>
+                <w:sz w:val="18"/>
+                <w:szCs w:val="18"/>
+              </w:rPr>
+              <w:t xml:space="preserve">Although... _______________</w:t>
+            </w:r>
+          </w:p>
+          <w:p>
+            <w:pPr>
+              <w:spacing w:after="50" w:before="0"/>
+            </w:pPr>
+            <w:r>
+              <w:rPr>
+                <w:color w:val="BBBBBB"/>
+                <w:sz w:val="18"/>
+                <w:szCs w:val="18"/>
+              </w:rPr>
+              <w:t xml:space="preserve">____________________________</w:t>
+            </w:r>
+          </w:p>
+          <w:p>
+            <w:pPr>
+              <w:spacing w:after="30" w:before="40"/>
+            </w:pPr>
+            <w:r>
+              <w:rPr>
+                <w:b/>
+                <w:bCs/>
+                <w:color w:val="7A5400"/>
+                <w:sz w:val="18"/>
+                <w:szCs w:val="18"/>
+              </w:rPr>
+              <w:t xml:space="preserve">Therefore... ______________</w:t>
+            </w:r>
+          </w:p>
+          <w:p>
+            <w:pPr>
+              <w:spacing w:after="50" w:before="0"/>
+            </w:pPr>
+            <w:r>
+              <w:rPr>
+                <w:color w:val="BBBBBB"/>
+                <w:sz w:val="18"/>
+                <w:szCs w:val="18"/>
+              </w:rPr>
+              <w:t xml:space="preserve">____________________________</w:t>
+            </w:r>
+          </w:p>
+        </w:tc>
+      </w:tr>
+    </w:tbl>
     <w:p>
       <w:pPr>
         <w:spacing w:after="60" w:before="0"/>
       </w:pPr>
       <w:r>
-        <w:rPr>
-          <w:i/>
-          <w:iCs/>
-          <w:color w:val="3F4D5C"/>
-          <w:sz w:val="20"/>
-          <w:szCs w:val="20"/>
-        </w:rPr>
-        <w:t xml:space="preserve">A. ¿Cuánto es 39.25 + 39.25?</w:t>
-      </w:r>
-    </w:p>
-    <w:p>
-      <w:pPr>
-        <w:spacing w:after="80" w:before="0"/>
-      </w:pPr>
-      <w:r>
-        <w:rPr>
-          <w:color w:val="BBBBBB"/>
-        </w:rPr>
-        <w:t xml:space="preserve">____________________________________________________</w:t>
-      </w:r>
-    </w:p>
-    <w:p>
-      <w:pPr>
-        <w:spacing w:after="40" w:before="0"/>
-      </w:pPr>
-      <w:r>
-        <w:rPr>
-          <w:sz w:val="22"/>
-          <w:szCs w:val="22"/>
-        </w:rPr>
-        <w:t xml:space="preserve">2.  How far is it from 78.5 up to 80? (What is 80 − 78.5?)</w:t>
-      </w:r>
-    </w:p>
+        <w:t xml:space="preserve"/>
+      </w:r>
+    </w:p>
+    <w:tbl>
+      <w:tblPr>
+        <w:tblW w:type="dxa" w:w="9360"/>
+        <w:tblBorders>
+          <w:top w:val="single" w:color="C7D2DD" w:sz="6"/>
+          <w:left w:val="single" w:color="C7D2DD" w:sz="6"/>
+          <w:bottom w:val="single" w:color="C7D2DD" w:sz="6"/>
+          <w:right w:val="single" w:color="C7D2DD" w:sz="6"/>
+          <w:insideH w:val="single" w:color="C7D2DD" w:sz="6"/>
+          <w:insideV w:val="single" w:color="C7D2DD" w:sz="6"/>
+        </w:tblBorders>
+      </w:tblPr>
+      <w:tblGrid>
+        <w:gridCol w:w="2800"/>
+        <w:gridCol w:w="3560"/>
+        <w:gridCol w:w="3000"/>
+      </w:tblGrid>
+      <w:tr>
+        <w:trPr>
+          <w:cantSplit/>
+          <w:tblHeader/>
+        </w:trPr>
+        <w:tc>
+          <w:tcPr>
+            <w:tcW w:type="dxa" w:w="2800"/>
+            <w:shd w:fill="EEF4F8" w:color="auto" w:val="clear"/>
+            <w:tcMar>
+              <w:top w:type="dxa" w:w="60"/>
+              <w:left w:type="dxa" w:w="100"/>
+              <w:bottom w:type="dxa" w:w="60"/>
+              <w:right w:type="dxa" w:w="100"/>
+            </w:tcMar>
+          </w:tcPr>
+          <w:p>
+            <w:pPr>
+              <w:spacing w:after="0" w:before="0"/>
+            </w:pPr>
+            <w:r>
+              <w:rPr>
+                <w:b/>
+                <w:bCs/>
+                <w:color w:val="0F2B3C"/>
+                <w:sz w:val="16"/>
+                <w:szCs w:val="16"/>
+              </w:rPr>
+              <w:t xml:space="preserve">CORE PROBLEM / GIVEN REPRESENTATION</w:t>
+            </w:r>
+          </w:p>
+        </w:tc>
+        <w:tc>
+          <w:tcPr>
+            <w:tcW w:type="dxa" w:w="3560"/>
+            <w:shd w:fill="EEF4F8" w:color="auto" w:val="clear"/>
+            <w:tcMar>
+              <w:top w:type="dxa" w:w="60"/>
+              <w:left w:type="dxa" w:w="100"/>
+              <w:bottom w:type="dxa" w:w="60"/>
+              <w:right w:type="dxa" w:w="100"/>
+            </w:tcMar>
+          </w:tcPr>
+          <w:p>
+            <w:pPr>
+              <w:spacing w:after="0" w:before="0"/>
+            </w:pPr>
+            <w:r>
+              <w:rPr>
+                <w:b/>
+                <w:bCs/>
+                <w:color w:val="0F2B3C"/>
+                <w:sz w:val="16"/>
+                <w:szCs w:val="16"/>
+              </w:rPr>
+              <w:t xml:space="preserve">WORKING SPACE / CALCULATION STEPS</w:t>
+            </w:r>
+          </w:p>
+        </w:tc>
+        <w:tc>
+          <w:tcPr>
+            <w:tcW w:type="dxa" w:w="3000"/>
+            <w:shd w:fill="FBF3E2" w:color="auto" w:val="clear"/>
+            <w:tcMar>
+              <w:top w:type="dxa" w:w="60"/>
+              <w:left w:type="dxa" w:w="100"/>
+              <w:bottom w:type="dxa" w:w="60"/>
+              <w:right w:type="dxa" w:w="100"/>
+            </w:tcMar>
+          </w:tcPr>
+          <w:p>
+            <w:pPr>
+              <w:spacing w:after="0" w:before="0"/>
+            </w:pPr>
+            <w:r>
+              <w:rPr>
+                <w:b/>
+                <w:bCs/>
+                <w:color w:val="7A5400"/>
+                <w:sz w:val="16"/>
+                <w:szCs w:val="16"/>
+              </w:rPr>
+              <w:t xml:space="preserve">EXPLAIN YOUR REASONING</w:t>
+            </w:r>
+          </w:p>
+        </w:tc>
+      </w:tr>
+      <w:tr>
+        <w:trPr>
+          <w:cantSplit/>
+        </w:trPr>
+        <w:tc>
+          <w:tcPr>
+            <w:tcW w:type="dxa" w:w="2800"/>
+            <w:tcMar>
+              <w:top w:type="dxa" w:w="80"/>
+              <w:left w:type="dxa" w:w="100"/>
+              <w:bottom w:type="dxa" w:w="80"/>
+              <w:right w:type="dxa" w:w="100"/>
+            </w:tcMar>
+            <w:vAlign w:val="top"/>
+          </w:tcPr>
+          <w:p>
+            <w:pPr>
+              <w:spacing w:after="40" w:before="0"/>
+            </w:pPr>
+            <w:r>
+              <w:rPr>
+                <w:b/>
+                <w:bCs/>
+                <w:color w:val="0F2B3C"/>
+                <w:sz w:val="20"/>
+                <w:szCs w:val="20"/>
+              </w:rPr>
+              <w:t xml:space="preserve">2.  How far is it from 78.5 up to 80? (What is 80 − 78.5?)</w:t>
+            </w:r>
+          </w:p>
+          <w:p>
+            <w:pPr>
+              <w:spacing w:after="40" w:before="0"/>
+            </w:pPr>
+            <w:r>
+              <w:rPr>
+                <w:i/>
+                <w:iCs/>
+                <w:color w:val="3F4D5C"/>
+                <w:sz w:val="20"/>
+                <w:szCs w:val="20"/>
+              </w:rPr>
+              <w:t xml:space="preserve">B. ¿Cuánto hay de 78.5 hasta 80? (¿Cuánto es 80 − 78.5?)</w:t>
+            </w:r>
+          </w:p>
+        </w:tc>
+        <w:tc>
+          <w:tcPr>
+            <w:tcW w:type="dxa" w:w="3560"/>
+            <w:tcMar>
+              <w:top w:type="dxa" w:w="80"/>
+              <w:left w:type="dxa" w:w="100"/>
+              <w:bottom w:type="dxa" w:w="80"/>
+              <w:right w:type="dxa" w:w="100"/>
+            </w:tcMar>
+            <w:vAlign w:val="top"/>
+          </w:tcPr>
+          <w:p>
+            <w:pPr>
+              <w:spacing w:after="50" w:before="0"/>
+            </w:pPr>
+            <w:r>
+              <w:rPr>
+                <w:color w:val="BBBBBB"/>
+                <w:sz w:val="18"/>
+                <w:szCs w:val="18"/>
+              </w:rPr>
+              <w:t xml:space="preserve">____________________________</w:t>
+            </w:r>
+          </w:p>
+          <w:p>
+            <w:pPr>
+              <w:spacing w:after="50" w:before="0"/>
+            </w:pPr>
+            <w:r>
+              <w:rPr>
+                <w:color w:val="BBBBBB"/>
+                <w:sz w:val="18"/>
+                <w:szCs w:val="18"/>
+              </w:rPr>
+              <w:t xml:space="preserve">____________________________</w:t>
+            </w:r>
+          </w:p>
+          <w:p>
+            <w:pPr>
+              <w:spacing w:after="50" w:before="0"/>
+            </w:pPr>
+            <w:r>
+              <w:rPr>
+                <w:color w:val="BBBBBB"/>
+                <w:sz w:val="18"/>
+                <w:szCs w:val="18"/>
+              </w:rPr>
+              <w:t xml:space="preserve">____________________________</w:t>
+            </w:r>
+          </w:p>
+          <w:p>
+            <w:pPr>
+              <w:spacing w:after="50" w:before="0"/>
+            </w:pPr>
+            <w:r>
+              <w:rPr>
+                <w:color w:val="BBBBBB"/>
+                <w:sz w:val="18"/>
+                <w:szCs w:val="18"/>
+              </w:rPr>
+              <w:t xml:space="preserve">____________________________</w:t>
+            </w:r>
+          </w:p>
+        </w:tc>
+        <w:tc>
+          <w:tcPr>
+            <w:tcW w:type="dxa" w:w="3000"/>
+            <w:shd w:fill="FBF3E2" w:color="auto" w:val="clear"/>
+            <w:tcMar>
+              <w:top w:type="dxa" w:w="80"/>
+              <w:left w:type="dxa" w:w="100"/>
+              <w:bottom w:type="dxa" w:w="80"/>
+              <w:right w:type="dxa" w:w="100"/>
+            </w:tcMar>
+            <w:vAlign w:val="top"/>
+          </w:tcPr>
+          <w:p>
+            <w:pPr>
+              <w:spacing w:after="30" w:before="0"/>
+            </w:pPr>
+            <w:r>
+              <w:rPr>
+                <w:b/>
+                <w:bCs/>
+                <w:color w:val="0F2B3C"/>
+                <w:sz w:val="18"/>
+                <w:szCs w:val="18"/>
+              </w:rPr>
+              <w:t xml:space="preserve">Because... ________________</w:t>
+            </w:r>
+          </w:p>
+          <w:p>
+            <w:pPr>
+              <w:spacing w:after="50" w:before="0"/>
+            </w:pPr>
+            <w:r>
+              <w:rPr>
+                <w:color w:val="BBBBBB"/>
+                <w:sz w:val="18"/>
+                <w:szCs w:val="18"/>
+              </w:rPr>
+              <w:t xml:space="preserve">____________________________</w:t>
+            </w:r>
+          </w:p>
+          <w:p>
+            <w:pPr>
+              <w:spacing w:after="30" w:before="40"/>
+            </w:pPr>
+            <w:r>
+              <w:rPr>
+                <w:b/>
+                <w:bCs/>
+                <w:color w:val="1A6FB5"/>
+                <w:sz w:val="18"/>
+                <w:szCs w:val="18"/>
+              </w:rPr>
+              <w:t xml:space="preserve">Although... _______________</w:t>
+            </w:r>
+          </w:p>
+          <w:p>
+            <w:pPr>
+              <w:spacing w:after="50" w:before="0"/>
+            </w:pPr>
+            <w:r>
+              <w:rPr>
+                <w:color w:val="BBBBBB"/>
+                <w:sz w:val="18"/>
+                <w:szCs w:val="18"/>
+              </w:rPr>
+              <w:t xml:space="preserve">____________________________</w:t>
+            </w:r>
+          </w:p>
+          <w:p>
+            <w:pPr>
+              <w:spacing w:after="30" w:before="40"/>
+            </w:pPr>
+            <w:r>
+              <w:rPr>
+                <w:b/>
+                <w:bCs/>
+                <w:color w:val="7A5400"/>
+                <w:sz w:val="18"/>
+                <w:szCs w:val="18"/>
+              </w:rPr>
+              <w:t xml:space="preserve">Therefore... ______________</w:t>
+            </w:r>
+          </w:p>
+          <w:p>
+            <w:pPr>
+              <w:spacing w:after="50" w:before="0"/>
+            </w:pPr>
+            <w:r>
+              <w:rPr>
+                <w:color w:val="BBBBBB"/>
+                <w:sz w:val="18"/>
+                <w:szCs w:val="18"/>
+              </w:rPr>
+              <w:t xml:space="preserve">____________________________</w:t>
+            </w:r>
+          </w:p>
+        </w:tc>
+      </w:tr>
+    </w:tbl>
     <w:p>
       <w:pPr>
         <w:spacing w:after="60" w:before="0"/>
       </w:pPr>
       <w:r>
-        <w:rPr>
-          <w:i/>
-          <w:iCs/>
-          <w:color w:val="3F4D5C"/>
-          <w:sz w:val="20"/>
-          <w:szCs w:val="20"/>
-        </w:rPr>
-        <w:t xml:space="preserve">B. ¿Cuánto hay de 78.5 hasta 80? (¿Cuánto es 80 − 78.5?)</w:t>
-      </w:r>
-    </w:p>
-    <w:p>
-      <w:pPr>
-        <w:spacing w:after="80" w:before="0"/>
-      </w:pPr>
-      <w:r>
-        <w:rPr>
-          <w:color w:val="BBBBBB"/>
-        </w:rPr>
-        <w:t xml:space="preserve">____________________________________________________</w:t>
-      </w:r>
-    </w:p>
-    <w:p>
-      <w:pPr>
-        <w:spacing w:after="40" w:before="0"/>
-      </w:pPr>
-      <w:r>
-        <w:rPr>
-          <w:sz w:val="22"/>
-          <w:szCs w:val="22"/>
-        </w:rPr>
-        <w:t xml:space="preserve">3.  Which is the best estimate for 78 × 6?</w:t>
-      </w:r>
-    </w:p>
+        <w:t xml:space="preserve"/>
+      </w:r>
+    </w:p>
+    <w:tbl>
+      <w:tblPr>
+        <w:tblW w:type="dxa" w:w="9360"/>
+        <w:tblBorders>
+          <w:top w:val="single" w:color="C7D2DD" w:sz="6"/>
+          <w:left w:val="single" w:color="C7D2DD" w:sz="6"/>
+          <w:bottom w:val="single" w:color="C7D2DD" w:sz="6"/>
+          <w:right w:val="single" w:color="C7D2DD" w:sz="6"/>
+          <w:insideH w:val="single" w:color="C7D2DD" w:sz="6"/>
+          <w:insideV w:val="single" w:color="C7D2DD" w:sz="6"/>
+        </w:tblBorders>
+      </w:tblPr>
+      <w:tblGrid>
+        <w:gridCol w:w="2800"/>
+        <w:gridCol w:w="3560"/>
+        <w:gridCol w:w="3000"/>
+      </w:tblGrid>
+      <w:tr>
+        <w:trPr>
+          <w:cantSplit/>
+          <w:tblHeader/>
+        </w:trPr>
+        <w:tc>
+          <w:tcPr>
+            <w:tcW w:type="dxa" w:w="2800"/>
+            <w:shd w:fill="EEF4F8" w:color="auto" w:val="clear"/>
+            <w:tcMar>
+              <w:top w:type="dxa" w:w="60"/>
+              <w:left w:type="dxa" w:w="100"/>
+              <w:bottom w:type="dxa" w:w="60"/>
+              <w:right w:type="dxa" w:w="100"/>
+            </w:tcMar>
+          </w:tcPr>
+          <w:p>
+            <w:pPr>
+              <w:spacing w:after="0" w:before="0"/>
+            </w:pPr>
+            <w:r>
+              <w:rPr>
+                <w:b/>
+                <w:bCs/>
+                <w:color w:val="0F2B3C"/>
+                <w:sz w:val="16"/>
+                <w:szCs w:val="16"/>
+              </w:rPr>
+              <w:t xml:space="preserve">CORE PROBLEM / GIVEN REPRESENTATION</w:t>
+            </w:r>
+          </w:p>
+        </w:tc>
+        <w:tc>
+          <w:tcPr>
+            <w:tcW w:type="dxa" w:w="3560"/>
+            <w:shd w:fill="EEF4F8" w:color="auto" w:val="clear"/>
+            <w:tcMar>
+              <w:top w:type="dxa" w:w="60"/>
+              <w:left w:type="dxa" w:w="100"/>
+              <w:bottom w:type="dxa" w:w="60"/>
+              <w:right w:type="dxa" w:w="100"/>
+            </w:tcMar>
+          </w:tcPr>
+          <w:p>
+            <w:pPr>
+              <w:spacing w:after="0" w:before="0"/>
+            </w:pPr>
+            <w:r>
+              <w:rPr>
+                <w:b/>
+                <w:bCs/>
+                <w:color w:val="0F2B3C"/>
+                <w:sz w:val="16"/>
+                <w:szCs w:val="16"/>
+              </w:rPr>
+              <w:t xml:space="preserve">WORKING SPACE / CALCULATION STEPS</w:t>
+            </w:r>
+          </w:p>
+        </w:tc>
+        <w:tc>
+          <w:tcPr>
+            <w:tcW w:type="dxa" w:w="3000"/>
+            <w:shd w:fill="FBF3E2" w:color="auto" w:val="clear"/>
+            <w:tcMar>
+              <w:top w:type="dxa" w:w="60"/>
+              <w:left w:type="dxa" w:w="100"/>
+              <w:bottom w:type="dxa" w:w="60"/>
+              <w:right w:type="dxa" w:w="100"/>
+            </w:tcMar>
+          </w:tcPr>
+          <w:p>
+            <w:pPr>
+              <w:spacing w:after="0" w:before="0"/>
+            </w:pPr>
+            <w:r>
+              <w:rPr>
+                <w:b/>
+                <w:bCs/>
+                <w:color w:val="7A5400"/>
+                <w:sz w:val="16"/>
+                <w:szCs w:val="16"/>
+              </w:rPr>
+              <w:t xml:space="preserve">EXPLAIN YOUR REASONING</w:t>
+            </w:r>
+          </w:p>
+        </w:tc>
+      </w:tr>
+      <w:tr>
+        <w:trPr>
+          <w:cantSplit/>
+        </w:trPr>
+        <w:tc>
+          <w:tcPr>
+            <w:tcW w:type="dxa" w:w="2800"/>
+            <w:tcMar>
+              <w:top w:type="dxa" w:w="80"/>
+              <w:left w:type="dxa" w:w="100"/>
+              <w:bottom w:type="dxa" w:w="80"/>
+              <w:right w:type="dxa" w:w="100"/>
+            </w:tcMar>
+            <w:vAlign w:val="top"/>
+          </w:tcPr>
+          <w:p>
+            <w:pPr>
+              <w:spacing w:after="40" w:before="0"/>
+            </w:pPr>
+            <w:r>
+              <w:rPr>
+                <w:b/>
+                <w:bCs/>
+                <w:color w:val="0F2B3C"/>
+                <w:sz w:val="20"/>
+                <w:szCs w:val="20"/>
+              </w:rPr>
+              <w:t xml:space="preserve">3.  Which is the best estimate for 78 × 6?</w:t>
+            </w:r>
+          </w:p>
+          <w:p>
+            <w:pPr>
+              <w:spacing w:after="40" w:before="0"/>
+            </w:pPr>
+            <w:r>
+              <w:rPr>
+                <w:i/>
+                <w:iCs/>
+                <w:color w:val="3F4D5C"/>
+                <w:sz w:val="20"/>
+                <w:szCs w:val="20"/>
+              </w:rPr>
+              <w:t xml:space="preserve">C. ¿Cuál es la mejor estimación de 78 × 6?</w:t>
+            </w:r>
+          </w:p>
+          <w:p>
+            <w:pPr>
+              <w:spacing w:after="0" w:before="0"/>
+            </w:pPr>
+            <w:r>
+              <w:rPr>
+                <w:color w:val="5E6E7E"/>
+                <w:sz w:val="18"/>
+                <w:szCs w:val="18"/>
+              </w:rPr>
+              <w:t xml:space="preserve">Choices: about 480   /   about 84   /   about 13   /   about 4,800</w:t>
+            </w:r>
+          </w:p>
+        </w:tc>
+        <w:tc>
+          <w:tcPr>
+            <w:tcW w:type="dxa" w:w="3560"/>
+            <w:tcMar>
+              <w:top w:type="dxa" w:w="80"/>
+              <w:left w:type="dxa" w:w="100"/>
+              <w:bottom w:type="dxa" w:w="80"/>
+              <w:right w:type="dxa" w:w="100"/>
+            </w:tcMar>
+            <w:vAlign w:val="top"/>
+          </w:tcPr>
+          <w:p>
+            <w:pPr>
+              <w:spacing w:after="50" w:before="0"/>
+            </w:pPr>
+            <w:r>
+              <w:rPr>
+                <w:color w:val="BBBBBB"/>
+                <w:sz w:val="18"/>
+                <w:szCs w:val="18"/>
+              </w:rPr>
+              <w:t xml:space="preserve">____________________________</w:t>
+            </w:r>
+          </w:p>
+          <w:p>
+            <w:pPr>
+              <w:spacing w:after="50" w:before="0"/>
+            </w:pPr>
+            <w:r>
+              <w:rPr>
+                <w:color w:val="BBBBBB"/>
+                <w:sz w:val="18"/>
+                <w:szCs w:val="18"/>
+              </w:rPr>
+              <w:t xml:space="preserve">____________________________</w:t>
+            </w:r>
+          </w:p>
+          <w:p>
+            <w:pPr>
+              <w:spacing w:after="50" w:before="0"/>
+            </w:pPr>
+            <w:r>
+              <w:rPr>
+                <w:color w:val="BBBBBB"/>
+                <w:sz w:val="18"/>
+                <w:szCs w:val="18"/>
+              </w:rPr>
+              <w:t xml:space="preserve">____________________________</w:t>
+            </w:r>
+          </w:p>
+          <w:p>
+            <w:pPr>
+              <w:spacing w:after="50" w:before="0"/>
+            </w:pPr>
+            <w:r>
+              <w:rPr>
+                <w:color w:val="BBBBBB"/>
+                <w:sz w:val="18"/>
+                <w:szCs w:val="18"/>
+              </w:rPr>
+              <w:t xml:space="preserve">____________________________</w:t>
+            </w:r>
+          </w:p>
+        </w:tc>
+        <w:tc>
+          <w:tcPr>
+            <w:tcW w:type="dxa" w:w="3000"/>
+            <w:shd w:fill="FBF3E2" w:color="auto" w:val="clear"/>
+            <w:tcMar>
+              <w:top w:type="dxa" w:w="80"/>
+              <w:left w:type="dxa" w:w="100"/>
+              <w:bottom w:type="dxa" w:w="80"/>
+              <w:right w:type="dxa" w:w="100"/>
+            </w:tcMar>
+            <w:vAlign w:val="top"/>
+          </w:tcPr>
+          <w:p>
+            <w:pPr>
+              <w:spacing w:after="30" w:before="0"/>
+            </w:pPr>
+            <w:r>
+              <w:rPr>
+                <w:b/>
+                <w:bCs/>
+                <w:color w:val="0F2B3C"/>
+                <w:sz w:val="18"/>
+                <w:szCs w:val="18"/>
+              </w:rPr>
+              <w:t xml:space="preserve">Because... ________________</w:t>
+            </w:r>
+          </w:p>
+          <w:p>
+            <w:pPr>
+              <w:spacing w:after="50" w:before="0"/>
+            </w:pPr>
+            <w:r>
+              <w:rPr>
+                <w:color w:val="BBBBBB"/>
+                <w:sz w:val="18"/>
+                <w:szCs w:val="18"/>
+              </w:rPr>
+              <w:t xml:space="preserve">____________________________</w:t>
+            </w:r>
+          </w:p>
+          <w:p>
+            <w:pPr>
+              <w:spacing w:after="30" w:before="40"/>
+            </w:pPr>
+            <w:r>
+              <w:rPr>
+                <w:b/>
+                <w:bCs/>
+                <w:color w:val="1A6FB5"/>
+                <w:sz w:val="18"/>
+                <w:szCs w:val="18"/>
+              </w:rPr>
+              <w:t xml:space="preserve">Although... _______________</w:t>
+            </w:r>
+          </w:p>
+          <w:p>
+            <w:pPr>
+              <w:spacing w:after="50" w:before="0"/>
+            </w:pPr>
+            <w:r>
+              <w:rPr>
+                <w:color w:val="BBBBBB"/>
+                <w:sz w:val="18"/>
+                <w:szCs w:val="18"/>
+              </w:rPr>
+              <w:t xml:space="preserve">____________________________</w:t>
+            </w:r>
+          </w:p>
+          <w:p>
+            <w:pPr>
+              <w:spacing w:after="30" w:before="40"/>
+            </w:pPr>
+            <w:r>
+              <w:rPr>
+                <w:b/>
+                <w:bCs/>
+                <w:color w:val="7A5400"/>
+                <w:sz w:val="18"/>
+                <w:szCs w:val="18"/>
+              </w:rPr>
+              <w:t xml:space="preserve">Therefore... ______________</w:t>
+            </w:r>
+          </w:p>
+          <w:p>
+            <w:pPr>
+              <w:spacing w:after="50" w:before="0"/>
+            </w:pPr>
+            <w:r>
+              <w:rPr>
+                <w:color w:val="BBBBBB"/>
+                <w:sz w:val="18"/>
+                <w:szCs w:val="18"/>
+              </w:rPr>
+              <w:t xml:space="preserve">____________________________</w:t>
+            </w:r>
+          </w:p>
+        </w:tc>
+      </w:tr>
+    </w:tbl>
     <w:p>
       <w:pPr>
         <w:spacing w:after="60" w:before="0"/>
       </w:pPr>
       <w:r>
-        <w:rPr>
-          <w:i/>
-          <w:iCs/>
-          <w:color w:val="3F4D5C"/>
-          <w:sz w:val="20"/>
-          <w:szCs w:val="20"/>
-        </w:rPr>
-        <w:t xml:space="preserve">C. ¿Cuál es la mejor estimación de 78 × 6?</w:t>
-      </w:r>
-    </w:p>
-    <w:p>
-      <w:pPr>
-        <w:spacing w:after="40" w:before="0"/>
-      </w:pPr>
-      <w:r>
-        <w:rPr>
-          <w:color w:val="5E6E7E"/>
-          <w:sz w:val="20"/>
-          <w:szCs w:val="20"/>
-        </w:rPr>
-        <w:t xml:space="preserve">     choices: about 480   /   about 84   /   about 13   /   about 4,800</w:t>
-      </w:r>
-    </w:p>
-    <w:p>
-      <w:pPr>
-        <w:spacing w:after="80" w:before="0"/>
-      </w:pPr>
-      <w:r>
-        <w:rPr>
-          <w:color w:val="BBBBBB"/>
-        </w:rPr>
-        <w:t xml:space="preserve">____________________________________________________</w:t>
+        <w:t xml:space="preserve"/>
       </w:r>
     </w:p>
     <w:p>
@@ -806,6 +4757,141 @@
         <w:t xml:space="preserve">____________________________________________________</w:t>
       </w:r>
     </w:p>
+    <w:tbl>
+      <w:tblPr>
+        <w:tblW w:type="dxa" w:w="9360"/>
+        <w:tblBorders>
+          <w:top w:val="single" w:color="C7D2DD" w:sz="6"/>
+          <w:left w:val="single" w:color="C7D2DD" w:sz="6"/>
+          <w:bottom w:val="single" w:color="C7D2DD" w:sz="6"/>
+          <w:right w:val="single" w:color="C7D2DD" w:sz="6"/>
+          <w:insideH w:val="single" w:color="C7D2DD" w:sz="6"/>
+          <w:insideV w:val="single" w:color="C7D2DD" w:sz="6"/>
+        </w:tblBorders>
+      </w:tblPr>
+      <w:tblGrid>
+        <w:gridCol w:w="3120"/>
+        <w:gridCol w:w="3120"/>
+        <w:gridCol w:w="3120"/>
+      </w:tblGrid>
+      <w:tr>
+        <w:trPr>
+          <w:cantSplit/>
+          <w:tblHeader/>
+        </w:trPr>
+        <w:tc>
+          <w:tcPr>
+            <w:tcW w:type="dxa" w:w="9360"/>
+            <w:gridSpan w:val="3"/>
+            <w:shd w:fill="EEF4F8" w:color="auto" w:val="clear"/>
+            <w:tcMar>
+              <w:top w:type="dxa" w:w="60"/>
+              <w:left w:type="dxa" w:w="100"/>
+              <w:bottom w:type="dxa" w:w="60"/>
+              <w:right w:type="dxa" w:w="100"/>
+            </w:tcMar>
+          </w:tcPr>
+          <w:p>
+            <w:pPr>
+              <w:spacing w:after="0" w:before="0"/>
+            </w:pPr>
+            <w:r>
+              <w:rPr>
+                <w:b/>
+                <w:bCs/>
+                <w:color w:val="0F2B3C"/>
+                <w:sz w:val="18"/>
+                <w:szCs w:val="18"/>
+              </w:rPr>
+              <w:t xml:space="preserve">EXIT CHECK · 3-POINT SELF-ASSESSMENT CHECKLIST</w:t>
+            </w:r>
+          </w:p>
+        </w:tc>
+      </w:tr>
+      <w:tr>
+        <w:trPr>
+          <w:cantSplit/>
+        </w:trPr>
+        <w:tc>
+          <w:tcPr>
+            <w:tcW w:type="dxa" w:w="3120"/>
+            <w:tcMar>
+              <w:top w:type="dxa" w:w="80"/>
+              <w:left w:type="dxa" w:w="100"/>
+              <w:bottom w:type="dxa" w:w="80"/>
+              <w:right w:type="dxa" w:w="100"/>
+            </w:tcMar>
+          </w:tcPr>
+          <w:p>
+            <w:pPr>
+              <w:spacing w:after="0" w:before="0"/>
+            </w:pPr>
+            <w:r>
+              <w:rPr>
+                <w:b/>
+                <w:bCs/>
+                <w:color w:val="0F2B3C"/>
+                <w:sz w:val="18"/>
+                <w:szCs w:val="18"/>
+              </w:rPr>
+              <w:t xml:space="preserve">☐ 1. Units &amp; Labels Verified</w:t>
+            </w:r>
+          </w:p>
+        </w:tc>
+        <w:tc>
+          <w:tcPr>
+            <w:tcW w:type="dxa" w:w="3120"/>
+            <w:tcMar>
+              <w:top w:type="dxa" w:w="80"/>
+              <w:left w:type="dxa" w:w="100"/>
+              <w:bottom w:type="dxa" w:w="80"/>
+              <w:right w:type="dxa" w:w="100"/>
+            </w:tcMar>
+          </w:tcPr>
+          <w:p>
+            <w:pPr>
+              <w:spacing w:after="0" w:before="0"/>
+            </w:pPr>
+            <w:r>
+              <w:rPr>
+                <w:b/>
+                <w:bCs/>
+                <w:color w:val="0F2B3C"/>
+                <w:sz w:val="18"/>
+                <w:szCs w:val="18"/>
+              </w:rPr>
+              <w:t xml:space="preserve">☐ 2. Reasoning Stated (Because / Although / Therefore)</w:t>
+            </w:r>
+          </w:p>
+        </w:tc>
+        <w:tc>
+          <w:tcPr>
+            <w:tcW w:type="dxa" w:w="3120"/>
+            <w:tcMar>
+              <w:top w:type="dxa" w:w="80"/>
+              <w:left w:type="dxa" w:w="100"/>
+              <w:bottom w:type="dxa" w:w="80"/>
+              <w:right w:type="dxa" w:w="100"/>
+            </w:tcMar>
+          </w:tcPr>
+          <w:p>
+            <w:pPr>
+              <w:spacing w:after="0" w:before="0"/>
+            </w:pPr>
+            <w:r>
+              <w:rPr>
+                <w:b/>
+                <w:bCs/>
+                <w:color w:val="0F2B3C"/>
+                <w:sz w:val="18"/>
+                <w:szCs w:val="18"/>
+              </w:rPr>
+              <w:t xml:space="preserve">☐ 3. Calculations Double-Checked</w:t>
+            </w:r>
+          </w:p>
+        </w:tc>
+      </w:tr>
+    </w:tbl>
     <w:p>
       <w:pPr>
         <w:spacing w:after="60" w:before="120"/>
